--- a/TechnicalPaper/mtg-liquidity-signal_technical-report.docx
+++ b/TechnicalPaper/mtg-liquidity-signal_technical-report.docx
@@ -773,7 +773,7 @@
           <w:bCs/>
           <w:b/>
         </w:rPr>
-        <w:t xml:space="preserve">0.458</w:t>
+        <w:t xml:space="preserve">0.457</w:t>
       </w:r>
       <w:r>
         <w:t xml:space="preserve">). The</w:t>
@@ -1090,7 +1090,7 @@
               <w:jc w:val="left"/>
             </w:pPr>
             <w:r>
-              <w:t xml:space="preserve">10,860</w:t>
+              <w:t xml:space="preserve">10,848</w:t>
             </w:r>
           </w:p>
         </w:tc>
@@ -1140,7 +1140,7 @@
               <w:jc w:val="left"/>
             </w:pPr>
             <w:r>
-              <w:t xml:space="preserve">15,889</w:t>
+              <w:t xml:space="preserve">15,948</w:t>
             </w:r>
           </w:p>
         </w:tc>
@@ -1190,7 +1190,7 @@
               <w:jc w:val="left"/>
             </w:pPr>
             <w:r>
-              <w:t xml:space="preserve">2,254</w:t>
+              <w:t xml:space="preserve">2,207</w:t>
             </w:r>
           </w:p>
         </w:tc>

--- a/TechnicalPaper/mtg-liquidity-signal_technical-report.docx
+++ b/TechnicalPaper/mtg-liquidity-signal_technical-report.docx
@@ -20,7 +20,7 @@
           <w:bCs/>
           <w:b/>
         </w:rPr>
-        <w:t xml:space="preserve">Snapshot 2026-09-12. By Cameraderie Cards. Informational only, not financial advice.</w:t>
+        <w:t xml:space="preserve">Snapshot 2026-09-13. By Cameraderie Cards. Informational only, not financial advice.</w:t>
       </w:r>
     </w:p>
     <w:p>
@@ -424,7 +424,7 @@
           <w:bCs/>
           <w:b/>
         </w:rPr>
-        <w:t xml:space="preserve">32,362 cards</w:t>
+        <w:t xml:space="preserve">32,360 cards</w:t>
       </w:r>
       <w:r>
         <w:t xml:space="preserve"> </w:t>
@@ -440,7 +440,7 @@
           <w:bCs/>
           <w:b/>
         </w:rPr>
-        <w:t xml:space="preserve">18,750</w:t>
+        <w:t xml:space="preserve">18,814</w:t>
       </w:r>
       <w:r>
         <w:t xml:space="preserve"> </w:t>
@@ -773,7 +773,7 @@
           <w:bCs/>
           <w:b/>
         </w:rPr>
-        <w:t xml:space="preserve">0.457</w:t>
+        <w:t xml:space="preserve">0.466</w:t>
       </w:r>
       <w:r>
         <w:t xml:space="preserve">). The</w:t>
@@ -1040,7 +1040,7 @@
               <w:jc w:val="left"/>
             </w:pPr>
             <w:r>
-              <w:t xml:space="preserve">3,359</w:t>
+              <w:t xml:space="preserve">3,423</w:t>
             </w:r>
           </w:p>
         </w:tc>
@@ -1090,7 +1090,7 @@
               <w:jc w:val="left"/>
             </w:pPr>
             <w:r>
-              <w:t xml:space="preserve">10,848</w:t>
+              <w:t xml:space="preserve">10,873</w:t>
             </w:r>
           </w:p>
         </w:tc>
@@ -1140,7 +1140,7 @@
               <w:jc w:val="left"/>
             </w:pPr>
             <w:r>
-              <w:t xml:space="preserve">15,948</w:t>
+              <w:t xml:space="preserve">15,872</w:t>
             </w:r>
           </w:p>
         </w:tc>
@@ -1190,7 +1190,7 @@
               <w:jc w:val="left"/>
             </w:pPr>
             <w:r>
-              <w:t xml:space="preserve">2,207</w:t>
+              <w:t xml:space="preserve">2,192</w:t>
             </w:r>
           </w:p>
         </w:tc>

--- a/TechnicalPaper/mtg-liquidity-signal_technical-report.docx
+++ b/TechnicalPaper/mtg-liquidity-signal_technical-report.docx
@@ -773,7 +773,7 @@
           <w:bCs/>
           <w:b/>
         </w:rPr>
-        <w:t xml:space="preserve">0.466</w:t>
+        <w:t xml:space="preserve">0.465</w:t>
       </w:r>
       <w:r>
         <w:t xml:space="preserve">). The</w:t>
@@ -1040,7 +1040,7 @@
               <w:jc w:val="left"/>
             </w:pPr>
             <w:r>
-              <w:t xml:space="preserve">3,423</w:t>
+              <w:t xml:space="preserve">3,422</w:t>
             </w:r>
           </w:p>
         </w:tc>
@@ -1090,7 +1090,7 @@
               <w:jc w:val="left"/>
             </w:pPr>
             <w:r>
-              <w:t xml:space="preserve">10,873</w:t>
+              <w:t xml:space="preserve">10,862</w:t>
             </w:r>
           </w:p>
         </w:tc>
@@ -1140,7 +1140,7 @@
               <w:jc w:val="left"/>
             </w:pPr>
             <w:r>
-              <w:t xml:space="preserve">15,872</w:t>
+              <w:t xml:space="preserve">15,914</w:t>
             </w:r>
           </w:p>
         </w:tc>
@@ -1190,7 +1190,7 @@
               <w:jc w:val="left"/>
             </w:pPr>
             <w:r>
-              <w:t xml:space="preserve">2,192</w:t>
+              <w:t xml:space="preserve">2,162</w:t>
             </w:r>
           </w:p>
         </w:tc>

--- a/TechnicalPaper/mtg-liquidity-signal_technical-report.docx
+++ b/TechnicalPaper/mtg-liquidity-signal_technical-report.docx
@@ -20,7 +20,7 @@
           <w:bCs/>
           <w:b/>
         </w:rPr>
-        <w:t xml:space="preserve">Snapshot 2026-09-13. By Cameraderie Cards. Informational only, not financial advice.</w:t>
+        <w:t xml:space="preserve">Snapshot 2026-09-14. By Cameraderie Cards. Informational only, not financial advice.</w:t>
       </w:r>
     </w:p>
     <w:p>
@@ -440,7 +440,7 @@
           <w:bCs/>
           <w:b/>
         </w:rPr>
-        <w:t xml:space="preserve">18,814</w:t>
+        <w:t xml:space="preserve">18,834</w:t>
       </w:r>
       <w:r>
         <w:t xml:space="preserve"> </w:t>
@@ -481,7 +481,7 @@
           <w:bCs/>
           <w:b/>
         </w:rPr>
-        <w:t xml:space="preserve">87.0%</w:t>
+        <w:t xml:space="preserve">86.8%</w:t>
       </w:r>
       <w:r>
         <w:t xml:space="preserve">. Cards without a dealer bid are flagged</w:t>
@@ -773,7 +773,7 @@
           <w:bCs/>
           <w:b/>
         </w:rPr>
-        <w:t xml:space="preserve">0.465</w:t>
+        <w:t xml:space="preserve">0.46</w:t>
       </w:r>
       <w:r>
         <w:t xml:space="preserve">). The</w:t>
@@ -1040,7 +1040,7 @@
               <w:jc w:val="left"/>
             </w:pPr>
             <w:r>
-              <w:t xml:space="preserve">3,422</w:t>
+              <w:t xml:space="preserve">3,382</w:t>
             </w:r>
           </w:p>
         </w:tc>
@@ -1090,7 +1090,7 @@
               <w:jc w:val="left"/>
             </w:pPr>
             <w:r>
-              <w:t xml:space="preserve">10,862</w:t>
+              <w:t xml:space="preserve">10,923</w:t>
             </w:r>
           </w:p>
         </w:tc>
@@ -1140,7 +1140,7 @@
               <w:jc w:val="left"/>
             </w:pPr>
             <w:r>
-              <w:t xml:space="preserve">15,914</w:t>
+              <w:t xml:space="preserve">15,913</w:t>
             </w:r>
           </w:p>
         </w:tc>
@@ -1190,7 +1190,7 @@
               <w:jc w:val="left"/>
             </w:pPr>
             <w:r>
-              <w:t xml:space="preserve">2,162</w:t>
+              <w:t xml:space="preserve">2,142</w:t>
             </w:r>
           </w:p>
         </w:tc>

--- a/TechnicalPaper/mtg-liquidity-signal_technical-report.docx
+++ b/TechnicalPaper/mtg-liquidity-signal_technical-report.docx
@@ -20,7 +20,7 @@
           <w:bCs/>
           <w:b/>
         </w:rPr>
-        <w:t xml:space="preserve">Snapshot 2026-09-14. By Cameraderie Cards. Informational only, not financial advice.</w:t>
+        <w:t xml:space="preserve">Snapshot 2026-09-15. By Cameraderie Cards. Informational only, not financial advice.</w:t>
       </w:r>
     </w:p>
     <w:p>
@@ -440,7 +440,7 @@
           <w:bCs/>
           <w:b/>
         </w:rPr>
-        <w:t xml:space="preserve">18,834</w:t>
+        <w:t xml:space="preserve">18,776</w:t>
       </w:r>
       <w:r>
         <w:t xml:space="preserve"> </w:t>
@@ -481,7 +481,7 @@
           <w:bCs/>
           <w:b/>
         </w:rPr>
-        <w:t xml:space="preserve">86.8%</w:t>
+        <w:t xml:space="preserve">87.0%</w:t>
       </w:r>
       <w:r>
         <w:t xml:space="preserve">. Cards without a dealer bid are flagged</w:t>
@@ -773,7 +773,7 @@
           <w:bCs/>
           <w:b/>
         </w:rPr>
-        <w:t xml:space="preserve">0.46</w:t>
+        <w:t xml:space="preserve">0.455</w:t>
       </w:r>
       <w:r>
         <w:t xml:space="preserve">). The</w:t>
@@ -1040,7 +1040,7 @@
               <w:jc w:val="left"/>
             </w:pPr>
             <w:r>
-              <w:t xml:space="preserve">3,382</w:t>
+              <w:t xml:space="preserve">3,377</w:t>
             </w:r>
           </w:p>
         </w:tc>
@@ -1090,7 +1090,7 @@
               <w:jc w:val="left"/>
             </w:pPr>
             <w:r>
-              <w:t xml:space="preserve">10,923</w:t>
+              <w:t xml:space="preserve">10,941</w:t>
             </w:r>
           </w:p>
         </w:tc>
@@ -1140,7 +1140,7 @@
               <w:jc w:val="left"/>
             </w:pPr>
             <w:r>
-              <w:t xml:space="preserve">15,913</w:t>
+              <w:t xml:space="preserve">15,895</w:t>
             </w:r>
           </w:p>
         </w:tc>
@@ -1190,7 +1190,7 @@
               <w:jc w:val="left"/>
             </w:pPr>
             <w:r>
-              <w:t xml:space="preserve">2,142</w:t>
+              <w:t xml:space="preserve">2,147</w:t>
             </w:r>
           </w:p>
         </w:tc>

--- a/TechnicalPaper/mtg-liquidity-signal_technical-report.docx
+++ b/TechnicalPaper/mtg-liquidity-signal_technical-report.docx
@@ -773,7 +773,7 @@
           <w:bCs/>
           <w:b/>
         </w:rPr>
-        <w:t xml:space="preserve">0.455</w:t>
+        <w:t xml:space="preserve">0.448</w:t>
       </w:r>
       <w:r>
         <w:t xml:space="preserve">). The</w:t>
@@ -1040,7 +1040,7 @@
               <w:jc w:val="left"/>
             </w:pPr>
             <w:r>
-              <w:t xml:space="preserve">3,377</w:t>
+              <w:t xml:space="preserve">3,356</w:t>
             </w:r>
           </w:p>
         </w:tc>
@@ -1090,7 +1090,7 @@
               <w:jc w:val="left"/>
             </w:pPr>
             <w:r>
-              <w:t xml:space="preserve">10,941</w:t>
+              <w:t xml:space="preserve">10,957</w:t>
             </w:r>
           </w:p>
         </w:tc>
@@ -1140,7 +1140,7 @@
               <w:jc w:val="left"/>
             </w:pPr>
             <w:r>
-              <w:t xml:space="preserve">15,895</w:t>
+              <w:t xml:space="preserve">15,919</w:t>
             </w:r>
           </w:p>
         </w:tc>
@@ -1190,7 +1190,7 @@
               <w:jc w:val="left"/>
             </w:pPr>
             <w:r>
-              <w:t xml:space="preserve">2,147</w:t>
+              <w:t xml:space="preserve">2,128</w:t>
             </w:r>
           </w:p>
         </w:tc>

--- a/TechnicalPaper/mtg-liquidity-signal_technical-report.docx
+++ b/TechnicalPaper/mtg-liquidity-signal_technical-report.docx
@@ -20,7 +20,7 @@
           <w:bCs/>
           <w:b/>
         </w:rPr>
-        <w:t xml:space="preserve">Snapshot 2026-09-15. By Cameraderie Cards. Informational only, not financial advice.</w:t>
+        <w:t xml:space="preserve">Snapshot 2026-09-16. By Cameraderie Cards. Informational only, not financial advice.</w:t>
       </w:r>
     </w:p>
     <w:p>
@@ -424,7 +424,7 @@
           <w:bCs/>
           <w:b/>
         </w:rPr>
-        <w:t xml:space="preserve">32,360 cards</w:t>
+        <w:t xml:space="preserve">32,359 cards</w:t>
       </w:r>
       <w:r>
         <w:t xml:space="preserve"> </w:t>
@@ -440,7 +440,7 @@
           <w:bCs/>
           <w:b/>
         </w:rPr>
-        <w:t xml:space="preserve">18,776</w:t>
+        <w:t xml:space="preserve">18,925</w:t>
       </w:r>
       <w:r>
         <w:t xml:space="preserve"> </w:t>
@@ -773,7 +773,7 @@
           <w:bCs/>
           <w:b/>
         </w:rPr>
-        <w:t xml:space="preserve">0.448</w:t>
+        <w:t xml:space="preserve">0.447</w:t>
       </w:r>
       <w:r>
         <w:t xml:space="preserve">). The</w:t>
@@ -1040,7 +1040,7 @@
               <w:jc w:val="left"/>
             </w:pPr>
             <w:r>
-              <w:t xml:space="preserve">3,356</w:t>
+              <w:t xml:space="preserve">3,389</w:t>
             </w:r>
           </w:p>
         </w:tc>
@@ -1090,19 +1090,19 @@
               <w:jc w:val="left"/>
             </w:pPr>
             <w:r>
-              <w:t xml:space="preserve">10,957</w:t>
-            </w:r>
-          </w:p>
-        </w:tc>
-        <w:tc>
-          <w:tcPr/>
-          <w:p>
-            <w:pPr>
-              <w:pStyle w:val="Compact"/>
-              <w:jc w:val="left"/>
-            </w:pPr>
-            <w:r>
-              <w:t xml:space="preserve">74.9%</w:t>
+              <w:t xml:space="preserve">10,953</w:t>
+            </w:r>
+          </w:p>
+        </w:tc>
+        <w:tc>
+          <w:tcPr/>
+          <w:p>
+            <w:pPr>
+              <w:pStyle w:val="Compact"/>
+              <w:jc w:val="left"/>
+            </w:pPr>
+            <w:r>
+              <w:t xml:space="preserve">78.4%</w:t>
             </w:r>
           </w:p>
         </w:tc>
@@ -1140,19 +1140,19 @@
               <w:jc w:val="left"/>
             </w:pPr>
             <w:r>
-              <w:t xml:space="preserve">15,919</w:t>
-            </w:r>
-          </w:p>
-        </w:tc>
-        <w:tc>
-          <w:tcPr/>
-          <w:p>
-            <w:pPr>
-              <w:pStyle w:val="Compact"/>
-              <w:jc w:val="left"/>
-            </w:pPr>
-            <w:r>
-              <w:t xml:space="preserve">97.1%</w:t>
+              <w:t xml:space="preserve">15,882</w:t>
+            </w:r>
+          </w:p>
+        </w:tc>
+        <w:tc>
+          <w:tcPr/>
+          <w:p>
+            <w:pPr>
+              <w:pStyle w:val="Compact"/>
+              <w:jc w:val="left"/>
+            </w:pPr>
+            <w:r>
+              <w:t xml:space="preserve">94.9%</w:t>
             </w:r>
           </w:p>
         </w:tc>
@@ -1190,7 +1190,7 @@
               <w:jc w:val="left"/>
             </w:pPr>
             <w:r>
-              <w:t xml:space="preserve">2,128</w:t>
+              <w:t xml:space="preserve">2,135</w:t>
             </w:r>
           </w:p>
         </w:tc>

--- a/TechnicalPaper/mtg-liquidity-signal_technical-report.docx
+++ b/TechnicalPaper/mtg-liquidity-signal_technical-report.docx
@@ -773,7 +773,7 @@
           <w:bCs/>
           <w:b/>
         </w:rPr>
-        <w:t xml:space="preserve">0.447</w:t>
+        <w:t xml:space="preserve">0.443</w:t>
       </w:r>
       <w:r>
         <w:t xml:space="preserve">). The</w:t>
@@ -1040,7 +1040,7 @@
               <w:jc w:val="left"/>
             </w:pPr>
             <w:r>
-              <w:t xml:space="preserve">3,389</w:t>
+              <w:t xml:space="preserve">3,380</w:t>
             </w:r>
           </w:p>
         </w:tc>
@@ -1090,19 +1090,19 @@
               <w:jc w:val="left"/>
             </w:pPr>
             <w:r>
-              <w:t xml:space="preserve">10,953</w:t>
-            </w:r>
-          </w:p>
-        </w:tc>
-        <w:tc>
-          <w:tcPr/>
-          <w:p>
-            <w:pPr>
-              <w:pStyle w:val="Compact"/>
-              <w:jc w:val="left"/>
-            </w:pPr>
-            <w:r>
-              <w:t xml:space="preserve">78.4%</w:t>
+              <w:t xml:space="preserve">10,974</w:t>
+            </w:r>
+          </w:p>
+        </w:tc>
+        <w:tc>
+          <w:tcPr/>
+          <w:p>
+            <w:pPr>
+              <w:pStyle w:val="Compact"/>
+              <w:jc w:val="left"/>
+            </w:pPr>
+            <w:r>
+              <w:t xml:space="preserve">78.2%</w:t>
             </w:r>
           </w:p>
         </w:tc>
@@ -1190,7 +1190,7 @@
               <w:jc w:val="left"/>
             </w:pPr>
             <w:r>
-              <w:t xml:space="preserve">2,135</w:t>
+              <w:t xml:space="preserve">2,123</w:t>
             </w:r>
           </w:p>
         </w:tc>

--- a/TechnicalPaper/mtg-liquidity-signal_technical-report.docx
+++ b/TechnicalPaper/mtg-liquidity-signal_technical-report.docx
@@ -773,7 +773,7 @@
           <w:bCs/>
           <w:b/>
         </w:rPr>
-        <w:t xml:space="preserve">0.443</w:t>
+        <w:t xml:space="preserve">0.438</w:t>
       </w:r>
       <w:r>
         <w:t xml:space="preserve">). The</w:t>
@@ -1040,7 +1040,7 @@
               <w:jc w:val="left"/>
             </w:pPr>
             <w:r>
-              <w:t xml:space="preserve">3,380</w:t>
+              <w:t xml:space="preserve">3,368</w:t>
             </w:r>
           </w:p>
         </w:tc>
@@ -1090,19 +1090,19 @@
               <w:jc w:val="left"/>
             </w:pPr>
             <w:r>
-              <w:t xml:space="preserve">10,974</w:t>
-            </w:r>
-          </w:p>
-        </w:tc>
-        <w:tc>
-          <w:tcPr/>
-          <w:p>
-            <w:pPr>
-              <w:pStyle w:val="Compact"/>
-              <w:jc w:val="left"/>
-            </w:pPr>
-            <w:r>
-              <w:t xml:space="preserve">78.2%</w:t>
+              <w:t xml:space="preserve">10,958</w:t>
+            </w:r>
+          </w:p>
+        </w:tc>
+        <w:tc>
+          <w:tcPr/>
+          <w:p>
+            <w:pPr>
+              <w:pStyle w:val="Compact"/>
+              <w:jc w:val="left"/>
+            </w:pPr>
+            <w:r>
+              <w:t xml:space="preserve">75.0%</w:t>
             </w:r>
           </w:p>
         </w:tc>
@@ -1140,7 +1140,7 @@
               <w:jc w:val="left"/>
             </w:pPr>
             <w:r>
-              <w:t xml:space="preserve">15,882</w:t>
+              <w:t xml:space="preserve">15,910</w:t>
             </w:r>
           </w:p>
         </w:tc>

--- a/TechnicalPaper/mtg-liquidity-signal_technical-report.docx
+++ b/TechnicalPaper/mtg-liquidity-signal_technical-report.docx
@@ -20,7 +20,7 @@
           <w:bCs/>
           <w:b/>
         </w:rPr>
-        <w:t xml:space="preserve">Snapshot 2026-09-16. By Cameraderie Cards. Informational only, not financial advice.</w:t>
+        <w:t xml:space="preserve">Snapshot 2026-09-17. By Cameraderie Cards. Informational only, not financial advice.</w:t>
       </w:r>
     </w:p>
     <w:p>
@@ -424,7 +424,7 @@
           <w:bCs/>
           <w:b/>
         </w:rPr>
-        <w:t xml:space="preserve">32,359 cards</w:t>
+        <w:t xml:space="preserve">32,356 cards</w:t>
       </w:r>
       <w:r>
         <w:t xml:space="preserve"> </w:t>
@@ -440,7 +440,7 @@
           <w:bCs/>
           <w:b/>
         </w:rPr>
-        <w:t xml:space="preserve">18,925</w:t>
+        <w:t xml:space="preserve">18,923</w:t>
       </w:r>
       <w:r>
         <w:t xml:space="preserve"> </w:t>
@@ -481,7 +481,7 @@
           <w:bCs/>
           <w:b/>
         </w:rPr>
-        <w:t xml:space="preserve">87.0%</w:t>
+        <w:t xml:space="preserve">86.8%</w:t>
       </w:r>
       <w:r>
         <w:t xml:space="preserve">. Cards without a dealer bid are flagged</w:t>
@@ -773,7 +773,7 @@
           <w:bCs/>
           <w:b/>
         </w:rPr>
-        <w:t xml:space="preserve">0.438</w:t>
+        <w:t xml:space="preserve">0.441</w:t>
       </w:r>
       <w:r>
         <w:t xml:space="preserve">). The</w:t>
@@ -1040,7 +1040,7 @@
               <w:jc w:val="left"/>
             </w:pPr>
             <w:r>
-              <w:t xml:space="preserve">3,368</w:t>
+              <w:t xml:space="preserve">3,350</w:t>
             </w:r>
           </w:p>
         </w:tc>
@@ -1090,19 +1090,19 @@
               <w:jc w:val="left"/>
             </w:pPr>
             <w:r>
-              <w:t xml:space="preserve">10,958</w:t>
-            </w:r>
-          </w:p>
-        </w:tc>
-        <w:tc>
-          <w:tcPr/>
-          <w:p>
-            <w:pPr>
-              <w:pStyle w:val="Compact"/>
-              <w:jc w:val="left"/>
-            </w:pPr>
-            <w:r>
-              <w:t xml:space="preserve">75.0%</w:t>
+              <w:t xml:space="preserve">10,994</w:t>
+            </w:r>
+          </w:p>
+        </w:tc>
+        <w:tc>
+          <w:tcPr/>
+          <w:p>
+            <w:pPr>
+              <w:pStyle w:val="Compact"/>
+              <w:jc w:val="left"/>
+            </w:pPr>
+            <w:r>
+              <w:t xml:space="preserve">74.9%</w:t>
             </w:r>
           </w:p>
         </w:tc>
@@ -1140,7 +1140,7 @@
               <w:jc w:val="left"/>
             </w:pPr>
             <w:r>
-              <w:t xml:space="preserve">15,910</w:t>
+              <w:t xml:space="preserve">15,895</w:t>
             </w:r>
           </w:p>
         </w:tc>
@@ -1190,7 +1190,7 @@
               <w:jc w:val="left"/>
             </w:pPr>
             <w:r>
-              <w:t xml:space="preserve">2,123</w:t>
+              <w:t xml:space="preserve">2,117</w:t>
             </w:r>
           </w:p>
         </w:tc>

--- a/TechnicalPaper/mtg-liquidity-signal_technical-report.docx
+++ b/TechnicalPaper/mtg-liquidity-signal_technical-report.docx
@@ -773,7 +773,7 @@
           <w:bCs/>
           <w:b/>
         </w:rPr>
-        <w:t xml:space="preserve">0.441</w:t>
+        <w:t xml:space="preserve">0.434</w:t>
       </w:r>
       <w:r>
         <w:t xml:space="preserve">). The</w:t>
@@ -1040,7 +1040,7 @@
               <w:jc w:val="left"/>
             </w:pPr>
             <w:r>
-              <w:t xml:space="preserve">3,350</w:t>
+              <w:t xml:space="preserve">3,327</w:t>
             </w:r>
           </w:p>
         </w:tc>
@@ -1090,7 +1090,7 @@
               <w:jc w:val="left"/>
             </w:pPr>
             <w:r>
-              <w:t xml:space="preserve">10,994</w:t>
+              <w:t xml:space="preserve">11,018</w:t>
             </w:r>
           </w:p>
         </w:tc>
@@ -1140,7 +1140,7 @@
               <w:jc w:val="left"/>
             </w:pPr>
             <w:r>
-              <w:t xml:space="preserve">15,895</w:t>
+              <w:t xml:space="preserve">15,889</w:t>
             </w:r>
           </w:p>
         </w:tc>
@@ -1190,7 +1190,7 @@
               <w:jc w:val="left"/>
             </w:pPr>
             <w:r>
-              <w:t xml:space="preserve">2,117</w:t>
+              <w:t xml:space="preserve">2,122</w:t>
             </w:r>
           </w:p>
         </w:tc>

--- a/TechnicalPaper/mtg-liquidity-signal_technical-report.docx
+++ b/TechnicalPaper/mtg-liquidity-signal_technical-report.docx
@@ -20,7 +20,7 @@
           <w:bCs/>
           <w:b/>
         </w:rPr>
-        <w:t xml:space="preserve">Snapshot 2026-09-17. By Cameraderie Cards. Informational only, not financial advice.</w:t>
+        <w:t xml:space="preserve">Snapshot 2026-09-19. By Cameraderie Cards. Informational only, not financial advice.</w:t>
       </w:r>
     </w:p>
     <w:p>
@@ -424,7 +424,7 @@
           <w:bCs/>
           <w:b/>
         </w:rPr>
-        <w:t xml:space="preserve">32,356 cards</w:t>
+        <w:t xml:space="preserve">32,355 cards</w:t>
       </w:r>
       <w:r>
         <w:t xml:space="preserve"> </w:t>
@@ -440,7 +440,7 @@
           <w:bCs/>
           <w:b/>
         </w:rPr>
-        <w:t xml:space="preserve">18,923</w:t>
+        <w:t xml:space="preserve">18,922</w:t>
       </w:r>
       <w:r>
         <w:t xml:space="preserve"> </w:t>
@@ -773,7 +773,7 @@
           <w:bCs/>
           <w:b/>
         </w:rPr>
-        <w:t xml:space="preserve">0.434</w:t>
+        <w:t xml:space="preserve">0.437</w:t>
       </w:r>
       <w:r>
         <w:t xml:space="preserve">). The</w:t>
@@ -1040,7 +1040,7 @@
               <w:jc w:val="left"/>
             </w:pPr>
             <w:r>
-              <w:t xml:space="preserve">3,327</w:t>
+              <w:t xml:space="preserve">3,345</w:t>
             </w:r>
           </w:p>
         </w:tc>
@@ -1090,7 +1090,7 @@
               <w:jc w:val="left"/>
             </w:pPr>
             <w:r>
-              <w:t xml:space="preserve">11,018</w:t>
+              <w:t xml:space="preserve">10,902</w:t>
             </w:r>
           </w:p>
         </w:tc>
@@ -1140,7 +1140,7 @@
               <w:jc w:val="left"/>
             </w:pPr>
             <w:r>
-              <w:t xml:space="preserve">15,889</w:t>
+              <w:t xml:space="preserve">15,987</w:t>
             </w:r>
           </w:p>
         </w:tc>
@@ -1190,7 +1190,7 @@
               <w:jc w:val="left"/>
             </w:pPr>
             <w:r>
-              <w:t xml:space="preserve">2,122</w:t>
+              <w:t xml:space="preserve">2,121</w:t>
             </w:r>
           </w:p>
         </w:tc>

--- a/TechnicalPaper/mtg-liquidity-signal_technical-report.docx
+++ b/TechnicalPaper/mtg-liquidity-signal_technical-report.docx
@@ -773,7 +773,7 @@
           <w:bCs/>
           <w:b/>
         </w:rPr>
-        <w:t xml:space="preserve">0.437</w:t>
+        <w:t xml:space="preserve">0.429</w:t>
       </w:r>
       <w:r>
         <w:t xml:space="preserve">). The</w:t>
@@ -1040,7 +1040,7 @@
               <w:jc w:val="left"/>
             </w:pPr>
             <w:r>
-              <w:t xml:space="preserve">3,345</w:t>
+              <w:t xml:space="preserve">3,290</w:t>
             </w:r>
           </w:p>
         </w:tc>
@@ -1090,7 +1090,7 @@
               <w:jc w:val="left"/>
             </w:pPr>
             <w:r>
-              <w:t xml:space="preserve">10,902</w:t>
+              <w:t xml:space="preserve">10,950</w:t>
             </w:r>
           </w:p>
         </w:tc>
@@ -1140,19 +1140,19 @@
               <w:jc w:val="left"/>
             </w:pPr>
             <w:r>
-              <w:t xml:space="preserve">15,987</w:t>
-            </w:r>
-          </w:p>
-        </w:tc>
-        <w:tc>
-          <w:tcPr/>
-          <w:p>
-            <w:pPr>
-              <w:pStyle w:val="Compact"/>
-              <w:jc w:val="left"/>
-            </w:pPr>
-            <w:r>
-              <w:t xml:space="preserve">94.9%</w:t>
+              <w:t xml:space="preserve">16,043</w:t>
+            </w:r>
+          </w:p>
+        </w:tc>
+        <w:tc>
+          <w:tcPr/>
+          <w:p>
+            <w:pPr>
+              <w:pStyle w:val="Compact"/>
+              <w:jc w:val="left"/>
+            </w:pPr>
+            <w:r>
+              <w:t xml:space="preserve">97.1%</w:t>
             </w:r>
           </w:p>
         </w:tc>
@@ -1190,7 +1190,7 @@
               <w:jc w:val="left"/>
             </w:pPr>
             <w:r>
-              <w:t xml:space="preserve">2,121</w:t>
+              <w:t xml:space="preserve">2,072</w:t>
             </w:r>
           </w:p>
         </w:tc>

--- a/TechnicalPaper/mtg-liquidity-signal_technical-report.docx
+++ b/TechnicalPaper/mtg-liquidity-signal_technical-report.docx
@@ -20,7 +20,7 @@
           <w:bCs/>
           <w:b/>
         </w:rPr>
-        <w:t xml:space="preserve">Snapshot 2026-09-19. By Cameraderie Cards. Informational only, not financial advice.</w:t>
+        <w:t xml:space="preserve">Snapshot 2026-09-20. By Cameraderie Cards. Informational only, not financial advice.</w:t>
       </w:r>
     </w:p>
     <w:p>
@@ -424,7 +424,7 @@
           <w:bCs/>
           <w:b/>
         </w:rPr>
-        <w:t xml:space="preserve">32,355 cards</w:t>
+        <w:t xml:space="preserve">32,353 cards</w:t>
       </w:r>
       <w:r>
         <w:t xml:space="preserve"> </w:t>
@@ -440,7 +440,7 @@
           <w:bCs/>
           <w:b/>
         </w:rPr>
-        <w:t xml:space="preserve">18,922</w:t>
+        <w:t xml:space="preserve">18,945</w:t>
       </w:r>
       <w:r>
         <w:t xml:space="preserve"> </w:t>
@@ -481,7 +481,7 @@
           <w:bCs/>
           <w:b/>
         </w:rPr>
-        <w:t xml:space="preserve">86.8%</w:t>
+        <w:t xml:space="preserve">87.0%</w:t>
       </w:r>
       <w:r>
         <w:t xml:space="preserve">. Cards without a dealer bid are flagged</w:t>
@@ -773,7 +773,7 @@
           <w:bCs/>
           <w:b/>
         </w:rPr>
-        <w:t xml:space="preserve">0.429</w:t>
+        <w:t xml:space="preserve">0.424</w:t>
       </w:r>
       <w:r>
         <w:t xml:space="preserve">). The</w:t>
@@ -1040,7 +1040,7 @@
               <w:jc w:val="left"/>
             </w:pPr>
             <w:r>
-              <w:t xml:space="preserve">3,290</w:t>
+              <w:t xml:space="preserve">3,311</w:t>
             </w:r>
           </w:p>
         </w:tc>
@@ -1090,7 +1090,7 @@
               <w:jc w:val="left"/>
             </w:pPr>
             <w:r>
-              <w:t xml:space="preserve">10,950</w:t>
+              <w:t xml:space="preserve">10,941</w:t>
             </w:r>
           </w:p>
         </w:tc>
@@ -1140,7 +1140,7 @@
               <w:jc w:val="left"/>
             </w:pPr>
             <w:r>
-              <w:t xml:space="preserve">16,043</w:t>
+              <w:t xml:space="preserve">16,040</w:t>
             </w:r>
           </w:p>
         </w:tc>
@@ -1190,7 +1190,7 @@
               <w:jc w:val="left"/>
             </w:pPr>
             <w:r>
-              <w:t xml:space="preserve">2,072</w:t>
+              <w:t xml:space="preserve">2,061</w:t>
             </w:r>
           </w:p>
         </w:tc>

--- a/TechnicalPaper/mtg-liquidity-signal_technical-report.docx
+++ b/TechnicalPaper/mtg-liquidity-signal_technical-report.docx
@@ -773,7 +773,7 @@
           <w:bCs/>
           <w:b/>
         </w:rPr>
-        <w:t xml:space="preserve">0.424</w:t>
+        <w:t xml:space="preserve">0.412</w:t>
       </w:r>
       <w:r>
         <w:t xml:space="preserve">). The</w:t>
@@ -1040,7 +1040,7 @@
               <w:jc w:val="left"/>
             </w:pPr>
             <w:r>
-              <w:t xml:space="preserve">3,311</w:t>
+              <w:t xml:space="preserve">3,247</w:t>
             </w:r>
           </w:p>
         </w:tc>
@@ -1090,7 +1090,7 @@
               <w:jc w:val="left"/>
             </w:pPr>
             <w:r>
-              <w:t xml:space="preserve">10,941</w:t>
+              <w:t xml:space="preserve">10,982</w:t>
             </w:r>
           </w:p>
         </w:tc>
@@ -1140,7 +1140,7 @@
               <w:jc w:val="left"/>
             </w:pPr>
             <w:r>
-              <w:t xml:space="preserve">16,040</w:t>
+              <w:t xml:space="preserve">16,184</w:t>
             </w:r>
           </w:p>
         </w:tc>
@@ -1190,7 +1190,7 @@
               <w:jc w:val="left"/>
             </w:pPr>
             <w:r>
-              <w:t xml:space="preserve">2,061</w:t>
+              <w:t xml:space="preserve">1,940</w:t>
             </w:r>
           </w:p>
         </w:tc>

--- a/TechnicalPaper/mtg-liquidity-signal_technical-report.docx
+++ b/TechnicalPaper/mtg-liquidity-signal_technical-report.docx
@@ -20,7 +20,7 @@
           <w:bCs/>
           <w:b/>
         </w:rPr>
-        <w:t xml:space="preserve">Snapshot 2026-09-20. By Cameraderie Cards. Informational only, not financial advice.</w:t>
+        <w:t xml:space="preserve">Snapshot 2026-09-21. By Cameraderie Cards. Informational only, not financial advice.</w:t>
       </w:r>
     </w:p>
     <w:p>
@@ -440,7 +440,7 @@
           <w:bCs/>
           <w:b/>
         </w:rPr>
-        <w:t xml:space="preserve">18,945</w:t>
+        <w:t xml:space="preserve">18,819</w:t>
       </w:r>
       <w:r>
         <w:t xml:space="preserve"> </w:t>
@@ -773,7 +773,7 @@
           <w:bCs/>
           <w:b/>
         </w:rPr>
-        <w:t xml:space="preserve">0.412</w:t>
+        <w:t xml:space="preserve">0.418</w:t>
       </w:r>
       <w:r>
         <w:t xml:space="preserve">). The</w:t>
@@ -1040,7 +1040,7 @@
               <w:jc w:val="left"/>
             </w:pPr>
             <w:r>
-              <w:t xml:space="preserve">3,247</w:t>
+              <w:t xml:space="preserve">3,213</w:t>
             </w:r>
           </w:p>
         </w:tc>
@@ -1090,7 +1090,7 @@
               <w:jc w:val="left"/>
             </w:pPr>
             <w:r>
-              <w:t xml:space="preserve">10,982</w:t>
+              <w:t xml:space="preserve">11,035</w:t>
             </w:r>
           </w:p>
         </w:tc>
@@ -1140,7 +1140,7 @@
               <w:jc w:val="left"/>
             </w:pPr>
             <w:r>
-              <w:t xml:space="preserve">16,184</w:t>
+              <w:t xml:space="preserve">16,157</w:t>
             </w:r>
           </w:p>
         </w:tc>
@@ -1190,7 +1190,7 @@
               <w:jc w:val="left"/>
             </w:pPr>
             <w:r>
-              <w:t xml:space="preserve">1,940</w:t>
+              <w:t xml:space="preserve">1,948</w:t>
             </w:r>
           </w:p>
         </w:tc>

--- a/TechnicalPaper/mtg-liquidity-signal_technical-report.docx
+++ b/TechnicalPaper/mtg-liquidity-signal_technical-report.docx
@@ -773,7 +773,7 @@
           <w:bCs/>
           <w:b/>
         </w:rPr>
-        <w:t xml:space="preserve">0.418</w:t>
+        <w:t xml:space="preserve">0.344</w:t>
       </w:r>
       <w:r>
         <w:t xml:space="preserve">). The</w:t>
@@ -1040,7 +1040,7 @@
               <w:jc w:val="left"/>
             </w:pPr>
             <w:r>
-              <w:t xml:space="preserve">3,213</w:t>
+              <w:t xml:space="preserve">3,364</w:t>
             </w:r>
           </w:p>
         </w:tc>
@@ -1090,19 +1090,19 @@
               <w:jc w:val="left"/>
             </w:pPr>
             <w:r>
-              <w:t xml:space="preserve">11,035</w:t>
-            </w:r>
-          </w:p>
-        </w:tc>
-        <w:tc>
-          <w:tcPr/>
-          <w:p>
-            <w:pPr>
-              <w:pStyle w:val="Compact"/>
-              <w:jc w:val="left"/>
-            </w:pPr>
-            <w:r>
-              <w:t xml:space="preserve">74.9%</w:t>
+              <w:t xml:space="preserve">10,677</w:t>
+            </w:r>
+          </w:p>
+        </w:tc>
+        <w:tc>
+          <w:tcPr/>
+          <w:p>
+            <w:pPr>
+              <w:pStyle w:val="Compact"/>
+              <w:jc w:val="left"/>
+            </w:pPr>
+            <w:r>
+              <w:t xml:space="preserve">79.8%</w:t>
             </w:r>
           </w:p>
         </w:tc>
@@ -1140,7 +1140,7 @@
               <w:jc w:val="left"/>
             </w:pPr>
             <w:r>
-              <w:t xml:space="preserve">16,157</w:t>
+              <w:t xml:space="preserve">17,794</w:t>
             </w:r>
           </w:p>
         </w:tc>
@@ -1190,7 +1190,7 @@
               <w:jc w:val="left"/>
             </w:pPr>
             <w:r>
-              <w:t xml:space="preserve">1,948</w:t>
+              <w:t xml:space="preserve">518</w:t>
             </w:r>
           </w:p>
         </w:tc>

--- a/TechnicalPaper/mtg-liquidity-signal_technical-report.docx
+++ b/TechnicalPaper/mtg-liquidity-signal_technical-report.docx
@@ -20,7 +20,7 @@
           <w:bCs/>
           <w:b/>
         </w:rPr>
-        <w:t xml:space="preserve">Snapshot 2026-09-21. By Cameraderie Cards. Informational only, not financial advice.</w:t>
+        <w:t xml:space="preserve">Snapshot 2026-09-22. By Cameraderie Cards. Informational only, not financial advice.</w:t>
       </w:r>
     </w:p>
     <w:p>
@@ -424,7 +424,7 @@
           <w:bCs/>
           <w:b/>
         </w:rPr>
-        <w:t xml:space="preserve">32,353 cards</w:t>
+        <w:t xml:space="preserve">32,355 cards</w:t>
       </w:r>
       <w:r>
         <w:t xml:space="preserve"> </w:t>
@@ -440,7 +440,7 @@
           <w:bCs/>
           <w:b/>
         </w:rPr>
-        <w:t xml:space="preserve">18,819</w:t>
+        <w:t xml:space="preserve">18,738</w:t>
       </w:r>
       <w:r>
         <w:t xml:space="preserve"> </w:t>
@@ -773,7 +773,7 @@
           <w:bCs/>
           <w:b/>
         </w:rPr>
-        <w:t xml:space="preserve">0.344</w:t>
+        <w:t xml:space="preserve">0.35</w:t>
       </w:r>
       <w:r>
         <w:t xml:space="preserve">). The</w:t>
@@ -1040,7 +1040,7 @@
               <w:jc w:val="left"/>
             </w:pPr>
             <w:r>
-              <w:t xml:space="preserve">3,364</w:t>
+              <w:t xml:space="preserve">3,385</w:t>
             </w:r>
           </w:p>
         </w:tc>
@@ -1090,19 +1090,19 @@
               <w:jc w:val="left"/>
             </w:pPr>
             <w:r>
-              <w:t xml:space="preserve">10,677</w:t>
-            </w:r>
-          </w:p>
-        </w:tc>
-        <w:tc>
-          <w:tcPr/>
-          <w:p>
-            <w:pPr>
-              <w:pStyle w:val="Compact"/>
-              <w:jc w:val="left"/>
-            </w:pPr>
-            <w:r>
-              <w:t xml:space="preserve">79.8%</w:t>
+              <w:t xml:space="preserve">10,634</w:t>
+            </w:r>
+          </w:p>
+        </w:tc>
+        <w:tc>
+          <w:tcPr/>
+          <w:p>
+            <w:pPr>
+              <w:pStyle w:val="Compact"/>
+              <w:jc w:val="left"/>
+            </w:pPr>
+            <w:r>
+              <w:t xml:space="preserve">79.9%</w:t>
             </w:r>
           </w:p>
         </w:tc>
@@ -1140,7 +1140,7 @@
               <w:jc w:val="left"/>
             </w:pPr>
             <w:r>
-              <w:t xml:space="preserve">17,794</w:t>
+              <w:t xml:space="preserve">17,816</w:t>
             </w:r>
           </w:p>
         </w:tc>
@@ -1190,7 +1190,7 @@
               <w:jc w:val="left"/>
             </w:pPr>
             <w:r>
-              <w:t xml:space="preserve">518</w:t>
+              <w:t xml:space="preserve">520</w:t>
             </w:r>
           </w:p>
         </w:tc>

--- a/TechnicalPaper/mtg-liquidity-signal_technical-report.docx
+++ b/TechnicalPaper/mtg-liquidity-signal_technical-report.docx
@@ -773,7 +773,7 @@
           <w:bCs/>
           <w:b/>
         </w:rPr>
-        <w:t xml:space="preserve">0.35</w:t>
+        <w:t xml:space="preserve">0.28</w:t>
       </w:r>
       <w:r>
         <w:t xml:space="preserve">). The</w:t>
@@ -1040,7 +1040,7 @@
               <w:jc w:val="left"/>
             </w:pPr>
             <w:r>
-              <w:t xml:space="preserve">3,385</w:t>
+              <w:t xml:space="preserve">3,558</w:t>
             </w:r>
           </w:p>
         </w:tc>
@@ -1090,7 +1090,7 @@
               <w:jc w:val="left"/>
             </w:pPr>
             <w:r>
-              <w:t xml:space="preserve">10,634</w:t>
+              <w:t xml:space="preserve">9,455</w:t>
             </w:r>
           </w:p>
         </w:tc>
@@ -1140,7 +1140,7 @@
               <w:jc w:val="left"/>
             </w:pPr>
             <w:r>
-              <w:t xml:space="preserve">17,816</w:t>
+              <w:t xml:space="preserve">18,822</w:t>
             </w:r>
           </w:p>
         </w:tc>

--- a/TechnicalPaper/mtg-liquidity-signal_technical-report.docx
+++ b/TechnicalPaper/mtg-liquidity-signal_technical-report.docx
@@ -20,7 +20,7 @@
           <w:bCs/>
           <w:b/>
         </w:rPr>
-        <w:t xml:space="preserve">Snapshot 2026-09-22. By Cameraderie Cards. Informational only, not financial advice.</w:t>
+        <w:t xml:space="preserve">Snapshot 2026-09-23. By Cameraderie Cards. Informational only, not financial advice.</w:t>
       </w:r>
     </w:p>
     <w:p>
@@ -424,7 +424,7 @@
           <w:bCs/>
           <w:b/>
         </w:rPr>
-        <w:t xml:space="preserve">32,355 cards</w:t>
+        <w:t xml:space="preserve">32,356 cards</w:t>
       </w:r>
       <w:r>
         <w:t xml:space="preserve"> </w:t>
@@ -440,7 +440,7 @@
           <w:bCs/>
           <w:b/>
         </w:rPr>
-        <w:t xml:space="preserve">18,738</w:t>
+        <w:t xml:space="preserve">18,670</w:t>
       </w:r>
       <w:r>
         <w:t xml:space="preserve"> </w:t>
@@ -773,7 +773,7 @@
           <w:bCs/>
           <w:b/>
         </w:rPr>
-        <w:t xml:space="preserve">0.28</w:t>
+        <w:t xml:space="preserve">0.279</w:t>
       </w:r>
       <w:r>
         <w:t xml:space="preserve">). The</w:t>
@@ -1040,19 +1040,19 @@
               <w:jc w:val="left"/>
             </w:pPr>
             <w:r>
-              <w:t xml:space="preserve">3,558</w:t>
-            </w:r>
-          </w:p>
-        </w:tc>
-        <w:tc>
-          <w:tcPr/>
-          <w:p>
-            <w:pPr>
-              <w:pStyle w:val="Compact"/>
-              <w:jc w:val="left"/>
-            </w:pPr>
-            <w:r>
-              <w:t xml:space="preserve">49.9%</w:t>
+              <w:t xml:space="preserve">3,549</w:t>
+            </w:r>
+          </w:p>
+        </w:tc>
+        <w:tc>
+          <w:tcPr/>
+          <w:p>
+            <w:pPr>
+              <w:pStyle w:val="Compact"/>
+              <w:jc w:val="left"/>
+            </w:pPr>
+            <w:r>
+              <w:t xml:space="preserve">50.0%</w:t>
             </w:r>
           </w:p>
         </w:tc>
@@ -1090,19 +1090,19 @@
               <w:jc w:val="left"/>
             </w:pPr>
             <w:r>
-              <w:t xml:space="preserve">9,455</w:t>
-            </w:r>
-          </w:p>
-        </w:tc>
-        <w:tc>
-          <w:tcPr/>
-          <w:p>
-            <w:pPr>
-              <w:pStyle w:val="Compact"/>
-              <w:jc w:val="left"/>
-            </w:pPr>
-            <w:r>
-              <w:t xml:space="preserve">79.9%</w:t>
+              <w:t xml:space="preserve">9,417</w:t>
+            </w:r>
+          </w:p>
+        </w:tc>
+        <w:tc>
+          <w:tcPr/>
+          <w:p>
+            <w:pPr>
+              <w:pStyle w:val="Compact"/>
+              <w:jc w:val="left"/>
+            </w:pPr>
+            <w:r>
+              <w:t xml:space="preserve">80.0%</w:t>
             </w:r>
           </w:p>
         </w:tc>
@@ -1140,7 +1140,7 @@
               <w:jc w:val="left"/>
             </w:pPr>
             <w:r>
-              <w:t xml:space="preserve">18,822</w:t>
+              <w:t xml:space="preserve">18,869</w:t>
             </w:r>
           </w:p>
         </w:tc>
@@ -1190,7 +1190,7 @@
               <w:jc w:val="left"/>
             </w:pPr>
             <w:r>
-              <w:t xml:space="preserve">520</w:t>
+              <w:t xml:space="preserve">521</w:t>
             </w:r>
           </w:p>
         </w:tc>

--- a/TechnicalPaper/mtg-liquidity-signal_technical-report.docx
+++ b/TechnicalPaper/mtg-liquidity-signal_technical-report.docx
@@ -773,7 +773,7 @@
           <w:bCs/>
           <w:b/>
         </w:rPr>
-        <w:t xml:space="preserve">0.279</w:t>
+        <w:t xml:space="preserve">0.252</w:t>
       </w:r>
       <w:r>
         <w:t xml:space="preserve">). The</w:t>
@@ -1040,7 +1040,7 @@
               <w:jc w:val="left"/>
             </w:pPr>
             <w:r>
-              <w:t xml:space="preserve">3,549</w:t>
+              <w:t xml:space="preserve">3,723</w:t>
             </w:r>
           </w:p>
         </w:tc>
@@ -1090,7 +1090,7 @@
               <w:jc w:val="left"/>
             </w:pPr>
             <w:r>
-              <w:t xml:space="preserve">9,417</w:t>
+              <w:t xml:space="preserve">7,940</w:t>
             </w:r>
           </w:p>
         </w:tc>
@@ -1140,7 +1140,7 @@
               <w:jc w:val="left"/>
             </w:pPr>
             <w:r>
-              <w:t xml:space="preserve">18,869</w:t>
+              <w:t xml:space="preserve">20,171</w:t>
             </w:r>
           </w:p>
         </w:tc>
@@ -1190,7 +1190,7 @@
               <w:jc w:val="left"/>
             </w:pPr>
             <w:r>
-              <w:t xml:space="preserve">521</w:t>
+              <w:t xml:space="preserve">522</w:t>
             </w:r>
           </w:p>
         </w:tc>

--- a/TechnicalPaper/mtg-liquidity-signal_technical-report.docx
+++ b/TechnicalPaper/mtg-liquidity-signal_technical-report.docx
@@ -20,7 +20,7 @@
           <w:bCs/>
           <w:b/>
         </w:rPr>
-        <w:t xml:space="preserve">Snapshot 2026-09-23. By Cameraderie Cards. Informational only, not financial advice.</w:t>
+        <w:t xml:space="preserve">Snapshot 2026-09-24. By Cameraderie Cards. Informational only, not financial advice.</w:t>
       </w:r>
     </w:p>
     <w:p>
@@ -424,7 +424,7 @@
           <w:bCs/>
           <w:b/>
         </w:rPr>
-        <w:t xml:space="preserve">32,356 cards</w:t>
+        <w:t xml:space="preserve">32,355 cards</w:t>
       </w:r>
       <w:r>
         <w:t xml:space="preserve"> </w:t>
@@ -440,7 +440,7 @@
           <w:bCs/>
           <w:b/>
         </w:rPr>
-        <w:t xml:space="preserve">18,670</w:t>
+        <w:t xml:space="preserve">18,525</w:t>
       </w:r>
       <w:r>
         <w:t xml:space="preserve"> </w:t>
@@ -481,7 +481,7 @@
           <w:bCs/>
           <w:b/>
         </w:rPr>
-        <w:t xml:space="preserve">87.0%</w:t>
+        <w:t xml:space="preserve">87.2%</w:t>
       </w:r>
       <w:r>
         <w:t xml:space="preserve">. Cards without a dealer bid are flagged</w:t>
@@ -773,7 +773,7 @@
           <w:bCs/>
           <w:b/>
         </w:rPr>
-        <w:t xml:space="preserve">0.252</w:t>
+        <w:t xml:space="preserve">0.251</w:t>
       </w:r>
       <w:r>
         <w:t xml:space="preserve">). The</w:t>
@@ -1040,7 +1040,7 @@
               <w:jc w:val="left"/>
             </w:pPr>
             <w:r>
-              <w:t xml:space="preserve">3,723</w:t>
+              <w:t xml:space="preserve">3,663</w:t>
             </w:r>
           </w:p>
         </w:tc>
@@ -1090,19 +1090,19 @@
               <w:jc w:val="left"/>
             </w:pPr>
             <w:r>
-              <w:t xml:space="preserve">7,940</w:t>
-            </w:r>
-          </w:p>
-        </w:tc>
-        <w:tc>
-          <w:tcPr/>
-          <w:p>
-            <w:pPr>
-              <w:pStyle w:val="Compact"/>
-              <w:jc w:val="left"/>
-            </w:pPr>
-            <w:r>
-              <w:t xml:space="preserve">80.0%</w:t>
+              <w:t xml:space="preserve">7,901</w:t>
+            </w:r>
+          </w:p>
+        </w:tc>
+        <w:tc>
+          <w:tcPr/>
+          <w:p>
+            <w:pPr>
+              <w:pStyle w:val="Compact"/>
+              <w:jc w:val="left"/>
+            </w:pPr>
+            <w:r>
+              <w:t xml:space="preserve">81.2%</w:t>
             </w:r>
           </w:p>
         </w:tc>
@@ -1140,7 +1140,7 @@
               <w:jc w:val="left"/>
             </w:pPr>
             <w:r>
-              <w:t xml:space="preserve">20,171</w:t>
+              <w:t xml:space="preserve">20,271</w:t>
             </w:r>
           </w:p>
         </w:tc>
@@ -1190,7 +1190,7 @@
               <w:jc w:val="left"/>
             </w:pPr>
             <w:r>
-              <w:t xml:space="preserve">522</w:t>
+              <w:t xml:space="preserve">520</w:t>
             </w:r>
           </w:p>
         </w:tc>

--- a/TechnicalPaper/mtg-liquidity-signal_technical-report.docx
+++ b/TechnicalPaper/mtg-liquidity-signal_technical-report.docx
@@ -773,7 +773,7 @@
           <w:bCs/>
           <w:b/>
         </w:rPr>
-        <w:t xml:space="preserve">0.251</w:t>
+        <w:t xml:space="preserve">0.218</w:t>
       </w:r>
       <w:r>
         <w:t xml:space="preserve">). The</w:t>
@@ -1040,7 +1040,7 @@
               <w:jc w:val="left"/>
             </w:pPr>
             <w:r>
-              <w:t xml:space="preserve">3,663</w:t>
+              <w:t xml:space="preserve">3,626</w:t>
             </w:r>
           </w:p>
         </w:tc>
@@ -1090,19 +1090,19 @@
               <w:jc w:val="left"/>
             </w:pPr>
             <w:r>
-              <w:t xml:space="preserve">7,901</w:t>
-            </w:r>
-          </w:p>
-        </w:tc>
-        <w:tc>
-          <w:tcPr/>
-          <w:p>
-            <w:pPr>
-              <w:pStyle w:val="Compact"/>
-              <w:jc w:val="left"/>
-            </w:pPr>
-            <w:r>
-              <w:t xml:space="preserve">81.2%</w:t>
+              <w:t xml:space="preserve">7,549</w:t>
+            </w:r>
+          </w:p>
+        </w:tc>
+        <w:tc>
+          <w:tcPr/>
+          <w:p>
+            <w:pPr>
+              <w:pStyle w:val="Compact"/>
+              <w:jc w:val="left"/>
+            </w:pPr>
+            <w:r>
+              <w:t xml:space="preserve">80.0%</w:t>
             </w:r>
           </w:p>
         </w:tc>
@@ -1140,7 +1140,7 @@
               <w:jc w:val="left"/>
             </w:pPr>
             <w:r>
-              <w:t xml:space="preserve">20,271</w:t>
+              <w:t xml:space="preserve">20,660</w:t>
             </w:r>
           </w:p>
         </w:tc>

--- a/TechnicalPaper/mtg-liquidity-signal_technical-report.docx
+++ b/TechnicalPaper/mtg-liquidity-signal_technical-report.docx
@@ -20,7 +20,7 @@
           <w:bCs/>
           <w:b/>
         </w:rPr>
-        <w:t xml:space="preserve">Snapshot 2026-09-24. By Cameraderie Cards. Informational only, not financial advice.</w:t>
+        <w:t xml:space="preserve">Snapshot 2026-09-25. By Cameraderie Cards. Informational only, not financial advice.</w:t>
       </w:r>
     </w:p>
     <w:p>
@@ -424,7 +424,7 @@
           <w:bCs/>
           <w:b/>
         </w:rPr>
-        <w:t xml:space="preserve">32,355 cards</w:t>
+        <w:t xml:space="preserve">32,354 cards</w:t>
       </w:r>
       <w:r>
         <w:t xml:space="preserve"> </w:t>
@@ -440,7 +440,7 @@
           <w:bCs/>
           <w:b/>
         </w:rPr>
-        <w:t xml:space="preserve">18,525</w:t>
+        <w:t xml:space="preserve">18,468</w:t>
       </w:r>
       <w:r>
         <w:t xml:space="preserve"> </w:t>
@@ -481,7 +481,7 @@
           <w:bCs/>
           <w:b/>
         </w:rPr>
-        <w:t xml:space="preserve">87.2%</w:t>
+        <w:t xml:space="preserve">87.0%</w:t>
       </w:r>
       <w:r>
         <w:t xml:space="preserve">. Cards without a dealer bid are flagged</w:t>
@@ -1040,7 +1040,7 @@
               <w:jc w:val="left"/>
             </w:pPr>
             <w:r>
-              <w:t xml:space="preserve">3,626</w:t>
+              <w:t xml:space="preserve">3,612</w:t>
             </w:r>
           </w:p>
         </w:tc>
@@ -1090,7 +1090,7 @@
               <w:jc w:val="left"/>
             </w:pPr>
             <w:r>
-              <w:t xml:space="preserve">7,549</w:t>
+              <w:t xml:space="preserve">7,533</w:t>
             </w:r>
           </w:p>
         </w:tc>
@@ -1140,7 +1140,7 @@
               <w:jc w:val="left"/>
             </w:pPr>
             <w:r>
-              <w:t xml:space="preserve">20,660</w:t>
+              <w:t xml:space="preserve">20,690</w:t>
             </w:r>
           </w:p>
         </w:tc>
@@ -1190,7 +1190,7 @@
               <w:jc w:val="left"/>
             </w:pPr>
             <w:r>
-              <w:t xml:space="preserve">520</w:t>
+              <w:t xml:space="preserve">519</w:t>
             </w:r>
           </w:p>
         </w:tc>

--- a/TechnicalPaper/mtg-liquidity-signal_technical-report.docx
+++ b/TechnicalPaper/mtg-liquidity-signal_technical-report.docx
@@ -20,7 +20,7 @@
           <w:bCs/>
           <w:b/>
         </w:rPr>
-        <w:t xml:space="preserve">Snapshot 2026-09-25. By Cameraderie Cards. Informational only, not financial advice.</w:t>
+        <w:t xml:space="preserve">Snapshot 2026-09-27. By Cameraderie Cards. Informational only, not financial advice.</w:t>
       </w:r>
     </w:p>
     <w:p>
@@ -440,7 +440,7 @@
           <w:bCs/>
           <w:b/>
         </w:rPr>
-        <w:t xml:space="preserve">18,468</w:t>
+        <w:t xml:space="preserve">18,336</w:t>
       </w:r>
       <w:r>
         <w:t xml:space="preserve"> </w:t>
@@ -481,7 +481,7 @@
           <w:bCs/>
           <w:b/>
         </w:rPr>
-        <w:t xml:space="preserve">87.0%</w:t>
+        <w:t xml:space="preserve">87.2%</w:t>
       </w:r>
       <w:r>
         <w:t xml:space="preserve">. Cards without a dealer bid are flagged</w:t>
@@ -773,7 +773,7 @@
           <w:bCs/>
           <w:b/>
         </w:rPr>
-        <w:t xml:space="preserve">0.218</w:t>
+        <w:t xml:space="preserve">0.221</w:t>
       </w:r>
       <w:r>
         <w:t xml:space="preserve">). The</w:t>
@@ -1040,7 +1040,7 @@
               <w:jc w:val="left"/>
             </w:pPr>
             <w:r>
-              <w:t xml:space="preserve">3,612</w:t>
+              <w:t xml:space="preserve">3,600</w:t>
             </w:r>
           </w:p>
         </w:tc>
@@ -1090,7 +1090,7 @@
               <w:jc w:val="left"/>
             </w:pPr>
             <w:r>
-              <w:t xml:space="preserve">7,533</w:t>
+              <w:t xml:space="preserve">7,455</w:t>
             </w:r>
           </w:p>
         </w:tc>
@@ -1140,7 +1140,7 @@
               <w:jc w:val="left"/>
             </w:pPr>
             <w:r>
-              <w:t xml:space="preserve">20,690</w:t>
+              <w:t xml:space="preserve">20,779</w:t>
             </w:r>
           </w:p>
         </w:tc>
@@ -1190,7 +1190,7 @@
               <w:jc w:val="left"/>
             </w:pPr>
             <w:r>
-              <w:t xml:space="preserve">519</w:t>
+              <w:t xml:space="preserve">520</w:t>
             </w:r>
           </w:p>
         </w:tc>

--- a/TechnicalPaper/mtg-liquidity-signal_technical-report.docx
+++ b/TechnicalPaper/mtg-liquidity-signal_technical-report.docx
@@ -773,7 +773,7 @@
           <w:bCs/>
           <w:b/>
         </w:rPr>
-        <w:t xml:space="preserve">0.221</w:t>
+        <w:t xml:space="preserve">0.228</w:t>
       </w:r>
       <w:r>
         <w:t xml:space="preserve">). The</w:t>
@@ -1040,7 +1040,7 @@
               <w:jc w:val="left"/>
             </w:pPr>
             <w:r>
-              <w:t xml:space="preserve">3,600</w:t>
+              <w:t xml:space="preserve">3,623</w:t>
             </w:r>
           </w:p>
         </w:tc>
@@ -1090,7 +1090,7 @@
               <w:jc w:val="left"/>
             </w:pPr>
             <w:r>
-              <w:t xml:space="preserve">7,455</w:t>
+              <w:t xml:space="preserve">7,429</w:t>
             </w:r>
           </w:p>
         </w:tc>
@@ -1140,7 +1140,7 @@
               <w:jc w:val="left"/>
             </w:pPr>
             <w:r>
-              <w:t xml:space="preserve">20,779</w:t>
+              <w:t xml:space="preserve">20,782</w:t>
             </w:r>
           </w:p>
         </w:tc>

--- a/TechnicalPaper/mtg-liquidity-signal_technical-report.docx
+++ b/TechnicalPaper/mtg-liquidity-signal_technical-report.docx
@@ -20,7 +20,7 @@
           <w:bCs/>
           <w:b/>
         </w:rPr>
-        <w:t xml:space="preserve">Snapshot 2026-09-27. By Cameraderie Cards. Informational only, not financial advice.</w:t>
+        <w:t xml:space="preserve">Snapshot 2026-09-29. By Cameraderie Cards. Informational only, not financial advice.</w:t>
       </w:r>
     </w:p>
     <w:p>
@@ -424,7 +424,7 @@
           <w:bCs/>
           <w:b/>
         </w:rPr>
-        <w:t xml:space="preserve">32,354 cards</w:t>
+        <w:t xml:space="preserve">32,356 cards</w:t>
       </w:r>
       <w:r>
         <w:t xml:space="preserve"> </w:t>
@@ -440,7 +440,7 @@
           <w:bCs/>
           <w:b/>
         </w:rPr>
-        <w:t xml:space="preserve">18,336</w:t>
+        <w:t xml:space="preserve">18,162</w:t>
       </w:r>
       <w:r>
         <w:t xml:space="preserve"> </w:t>
@@ -1040,7 +1040,7 @@
               <w:jc w:val="left"/>
             </w:pPr>
             <w:r>
-              <w:t xml:space="preserve">3,623</w:t>
+              <w:t xml:space="preserve">3,597</w:t>
             </w:r>
           </w:p>
         </w:tc>
@@ -1090,19 +1090,19 @@
               <w:jc w:val="left"/>
             </w:pPr>
             <w:r>
-              <w:t xml:space="preserve">7,429</w:t>
-            </w:r>
-          </w:p>
-        </w:tc>
-        <w:tc>
-          <w:tcPr/>
-          <w:p>
-            <w:pPr>
-              <w:pStyle w:val="Compact"/>
-              <w:jc w:val="left"/>
-            </w:pPr>
-            <w:r>
-              <w:t xml:space="preserve">80.0%</w:t>
+              <w:t xml:space="preserve">7,327</w:t>
+            </w:r>
+          </w:p>
+        </w:tc>
+        <w:tc>
+          <w:tcPr/>
+          <w:p>
+            <w:pPr>
+              <w:pStyle w:val="Compact"/>
+              <w:jc w:val="left"/>
+            </w:pPr>
+            <w:r>
+              <w:t xml:space="preserve">82.8%</w:t>
             </w:r>
           </w:p>
         </w:tc>
@@ -1140,7 +1140,7 @@
               <w:jc w:val="left"/>
             </w:pPr>
             <w:r>
-              <w:t xml:space="preserve">20,782</w:t>
+              <w:t xml:space="preserve">20,911</w:t>
             </w:r>
           </w:p>
         </w:tc>
@@ -1190,7 +1190,7 @@
               <w:jc w:val="left"/>
             </w:pPr>
             <w:r>
-              <w:t xml:space="preserve">520</w:t>
+              <w:t xml:space="preserve">521</w:t>
             </w:r>
           </w:p>
         </w:tc>

--- a/TechnicalPaper/mtg-liquidity-signal_technical-report.docx
+++ b/TechnicalPaper/mtg-liquidity-signal_technical-report.docx
@@ -773,7 +773,7 @@
           <w:bCs/>
           <w:b/>
         </w:rPr>
-        <w:t xml:space="preserve">0.228</w:t>
+        <w:t xml:space="preserve">0.235</w:t>
       </w:r>
       <w:r>
         <w:t xml:space="preserve">). The</w:t>
@@ -1040,7 +1040,7 @@
               <w:jc w:val="left"/>
             </w:pPr>
             <w:r>
-              <w:t xml:space="preserve">3,597</w:t>
+              <w:t xml:space="preserve">3,621</w:t>
             </w:r>
           </w:p>
         </w:tc>
@@ -1090,19 +1090,19 @@
               <w:jc w:val="left"/>
             </w:pPr>
             <w:r>
-              <w:t xml:space="preserve">7,327</w:t>
-            </w:r>
-          </w:p>
-        </w:tc>
-        <w:tc>
-          <w:tcPr/>
-          <w:p>
-            <w:pPr>
-              <w:pStyle w:val="Compact"/>
-              <w:jc w:val="left"/>
-            </w:pPr>
-            <w:r>
-              <w:t xml:space="preserve">82.8%</w:t>
+              <w:t xml:space="preserve">7,301</w:t>
+            </w:r>
+          </w:p>
+        </w:tc>
+        <w:tc>
+          <w:tcPr/>
+          <w:p>
+            <w:pPr>
+              <w:pStyle w:val="Compact"/>
+              <w:jc w:val="left"/>
+            </w:pPr>
+            <w:r>
+              <w:t xml:space="preserve">83.3%</w:t>
             </w:r>
           </w:p>
         </w:tc>
@@ -1140,7 +1140,7 @@
               <w:jc w:val="left"/>
             </w:pPr>
             <w:r>
-              <w:t xml:space="preserve">20,911</w:t>
+              <w:t xml:space="preserve">20,913</w:t>
             </w:r>
           </w:p>
         </w:tc>

--- a/TechnicalPaper/mtg-liquidity-signal_technical-report.docx
+++ b/TechnicalPaper/mtg-liquidity-signal_technical-report.docx
@@ -773,7 +773,7 @@
           <w:bCs/>
           <w:b/>
         </w:rPr>
-        <w:t xml:space="preserve">0.235</w:t>
+        <w:t xml:space="preserve">0.246</w:t>
       </w:r>
       <w:r>
         <w:t xml:space="preserve">). The</w:t>
@@ -1040,7 +1040,7 @@
               <w:jc w:val="left"/>
             </w:pPr>
             <w:r>
-              <w:t xml:space="preserve">3,621</w:t>
+              <w:t xml:space="preserve">3,646</w:t>
             </w:r>
           </w:p>
         </w:tc>
@@ -1090,7 +1090,7 @@
               <w:jc w:val="left"/>
             </w:pPr>
             <w:r>
-              <w:t xml:space="preserve">7,301</w:t>
+              <w:t xml:space="preserve">7,275</w:t>
             </w:r>
           </w:p>
         </w:tc>
@@ -1140,7 +1140,7 @@
               <w:jc w:val="left"/>
             </w:pPr>
             <w:r>
-              <w:t xml:space="preserve">20,913</w:t>
+              <w:t xml:space="preserve">20,914</w:t>
             </w:r>
           </w:p>
         </w:tc>

--- a/TechnicalPaper/mtg-liquidity-signal_technical-report.docx
+++ b/TechnicalPaper/mtg-liquidity-signal_technical-report.docx
@@ -20,7 +20,7 @@
           <w:bCs/>
           <w:b/>
         </w:rPr>
-        <w:t xml:space="preserve">Snapshot 2026-09-29. By Cameraderie Cards. Informational only, not financial advice.</w:t>
+        <w:t xml:space="preserve">Snapshot 2026-10-02. By Cameraderie Cards. Informational only, not financial advice.</w:t>
       </w:r>
     </w:p>
     <w:p>
@@ -424,7 +424,7 @@
           <w:bCs/>
           <w:b/>
         </w:rPr>
-        <w:t xml:space="preserve">32,356 cards</w:t>
+        <w:t xml:space="preserve">32,299 cards</w:t>
       </w:r>
       <w:r>
         <w:t xml:space="preserve"> </w:t>
@@ -440,7 +440,7 @@
           <w:bCs/>
           <w:b/>
         </w:rPr>
-        <w:t xml:space="preserve">18,162</w:t>
+        <w:t xml:space="preserve">18,330</w:t>
       </w:r>
       <w:r>
         <w:t xml:space="preserve"> </w:t>
@@ -773,7 +773,7 @@
           <w:bCs/>
           <w:b/>
         </w:rPr>
-        <w:t xml:space="preserve">0.246</w:t>
+        <w:t xml:space="preserve">0.248</w:t>
       </w:r>
       <w:r>
         <w:t xml:space="preserve">). The</w:t>
@@ -1040,7 +1040,7 @@
               <w:jc w:val="left"/>
             </w:pPr>
             <w:r>
-              <w:t xml:space="preserve">3,646</w:t>
+              <w:t xml:space="preserve">3,681</w:t>
             </w:r>
           </w:p>
         </w:tc>
@@ -1090,19 +1090,19 @@
               <w:jc w:val="left"/>
             </w:pPr>
             <w:r>
-              <w:t xml:space="preserve">7,275</w:t>
-            </w:r>
-          </w:p>
-        </w:tc>
-        <w:tc>
-          <w:tcPr/>
-          <w:p>
-            <w:pPr>
-              <w:pStyle w:val="Compact"/>
-              <w:jc w:val="left"/>
-            </w:pPr>
-            <w:r>
-              <w:t xml:space="preserve">83.3%</w:t>
+              <w:t xml:space="preserve">7,350</w:t>
+            </w:r>
+          </w:p>
+        </w:tc>
+        <w:tc>
+          <w:tcPr/>
+          <w:p>
+            <w:pPr>
+              <w:pStyle w:val="Compact"/>
+              <w:jc w:val="left"/>
+            </w:pPr>
+            <w:r>
+              <w:t xml:space="preserve">81.2%</w:t>
             </w:r>
           </w:p>
         </w:tc>
@@ -1140,7 +1140,7 @@
               <w:jc w:val="left"/>
             </w:pPr>
             <w:r>
-              <w:t xml:space="preserve">20,914</w:t>
+              <w:t xml:space="preserve">20,805</w:t>
             </w:r>
           </w:p>
         </w:tc>
@@ -1190,7 +1190,7 @@
               <w:jc w:val="left"/>
             </w:pPr>
             <w:r>
-              <w:t xml:space="preserve">521</w:t>
+              <w:t xml:space="preserve">463</w:t>
             </w:r>
           </w:p>
         </w:tc>

--- a/TechnicalPaper/mtg-liquidity-signal_technical-report.docx
+++ b/TechnicalPaper/mtg-liquidity-signal_technical-report.docx
@@ -20,7 +20,7 @@
           <w:bCs/>
           <w:b/>
         </w:rPr>
-        <w:t xml:space="preserve">Snapshot 2026-10-02. By Cameraderie Cards. Informational only, not financial advice.</w:t>
+        <w:t xml:space="preserve">Snapshot 2026-10-03. By Cameraderie Cards. Informational only, not financial advice.</w:t>
       </w:r>
     </w:p>
     <w:p>
@@ -440,7 +440,7 @@
           <w:bCs/>
           <w:b/>
         </w:rPr>
-        <w:t xml:space="preserve">18,330</w:t>
+        <w:t xml:space="preserve">18,297</w:t>
       </w:r>
       <w:r>
         <w:t xml:space="preserve"> </w:t>
@@ -773,7 +773,7 @@
           <w:bCs/>
           <w:b/>
         </w:rPr>
-        <w:t xml:space="preserve">0.248</w:t>
+        <w:t xml:space="preserve">0.241</w:t>
       </w:r>
       <w:r>
         <w:t xml:space="preserve">). The</w:t>
@@ -1040,7 +1040,7 @@
               <w:jc w:val="left"/>
             </w:pPr>
             <w:r>
-              <w:t xml:space="preserve">3,681</w:t>
+              <w:t xml:space="preserve">3,631</w:t>
             </w:r>
           </w:p>
         </w:tc>
@@ -1090,19 +1090,19 @@
               <w:jc w:val="left"/>
             </w:pPr>
             <w:r>
-              <w:t xml:space="preserve">7,350</w:t>
-            </w:r>
-          </w:p>
-        </w:tc>
-        <w:tc>
-          <w:tcPr/>
-          <w:p>
-            <w:pPr>
-              <w:pStyle w:val="Compact"/>
-              <w:jc w:val="left"/>
-            </w:pPr>
-            <w:r>
-              <w:t xml:space="preserve">81.2%</w:t>
+              <w:t xml:space="preserve">7,418</w:t>
+            </w:r>
+          </w:p>
+        </w:tc>
+        <w:tc>
+          <w:tcPr/>
+          <w:p>
+            <w:pPr>
+              <w:pStyle w:val="Compact"/>
+              <w:jc w:val="left"/>
+            </w:pPr>
+            <w:r>
+              <w:t xml:space="preserve">80.0%</w:t>
             </w:r>
           </w:p>
         </w:tc>
@@ -1140,7 +1140,7 @@
               <w:jc w:val="left"/>
             </w:pPr>
             <w:r>
-              <w:t xml:space="preserve">20,805</w:t>
+              <w:t xml:space="preserve">20,786</w:t>
             </w:r>
           </w:p>
         </w:tc>
@@ -1190,7 +1190,7 @@
               <w:jc w:val="left"/>
             </w:pPr>
             <w:r>
-              <w:t xml:space="preserve">463</w:t>
+              <w:t xml:space="preserve">464</w:t>
             </w:r>
           </w:p>
         </w:tc>

--- a/TechnicalPaper/mtg-liquidity-signal_technical-report.docx
+++ b/TechnicalPaper/mtg-liquidity-signal_technical-report.docx
@@ -773,7 +773,7 @@
           <w:bCs/>
           <w:b/>
         </w:rPr>
-        <w:t xml:space="preserve">0.241</w:t>
+        <w:t xml:space="preserve">0.254</w:t>
       </w:r>
       <w:r>
         <w:t xml:space="preserve">). The</w:t>
@@ -1040,7 +1040,7 @@
               <w:jc w:val="left"/>
             </w:pPr>
             <w:r>
-              <w:t xml:space="preserve">3,631</w:t>
+              <w:t xml:space="preserve">3,662</w:t>
             </w:r>
           </w:p>
         </w:tc>
@@ -1090,19 +1090,19 @@
               <w:jc w:val="left"/>
             </w:pPr>
             <w:r>
-              <w:t xml:space="preserve">7,418</w:t>
-            </w:r>
-          </w:p>
-        </w:tc>
-        <w:tc>
-          <w:tcPr/>
-          <w:p>
-            <w:pPr>
-              <w:pStyle w:val="Compact"/>
-              <w:jc w:val="left"/>
-            </w:pPr>
-            <w:r>
-              <w:t xml:space="preserve">80.0%</w:t>
+              <w:t xml:space="preserve">7,381</w:t>
+            </w:r>
+          </w:p>
+        </w:tc>
+        <w:tc>
+          <w:tcPr/>
+          <w:p>
+            <w:pPr>
+              <w:pStyle w:val="Compact"/>
+              <w:jc w:val="left"/>
+            </w:pPr>
+            <w:r>
+              <w:t xml:space="preserve">80.8%</w:t>
             </w:r>
           </w:p>
         </w:tc>
@@ -1140,7 +1140,7 @@
               <w:jc w:val="left"/>
             </w:pPr>
             <w:r>
-              <w:t xml:space="preserve">20,786</w:t>
+              <w:t xml:space="preserve">20,792</w:t>
             </w:r>
           </w:p>
         </w:tc>

--- a/TechnicalPaper/mtg-liquidity-signal_technical-report.docx
+++ b/TechnicalPaper/mtg-liquidity-signal_technical-report.docx
@@ -20,7 +20,7 @@
           <w:bCs/>
           <w:b/>
         </w:rPr>
-        <w:t xml:space="preserve">Snapshot 2026-10-03. By Cameraderie Cards. Informational only, not financial advice.</w:t>
+        <w:t xml:space="preserve">Snapshot 2026-10-04. By Cameraderie Cards. Informational only, not financial advice.</w:t>
       </w:r>
     </w:p>
     <w:p>
@@ -440,7 +440,7 @@
           <w:bCs/>
           <w:b/>
         </w:rPr>
-        <w:t xml:space="preserve">18,297</w:t>
+        <w:t xml:space="preserve">18,286</w:t>
       </w:r>
       <w:r>
         <w:t xml:space="preserve"> </w:t>
@@ -773,7 +773,7 @@
           <w:bCs/>
           <w:b/>
         </w:rPr>
-        <w:t xml:space="preserve">0.254</w:t>
+        <w:t xml:space="preserve">0.249</w:t>
       </w:r>
       <w:r>
         <w:t xml:space="preserve">). The</w:t>
@@ -1040,7 +1040,7 @@
               <w:jc w:val="left"/>
             </w:pPr>
             <w:r>
-              <w:t xml:space="preserve">3,662</w:t>
+              <w:t xml:space="preserve">3,661</w:t>
             </w:r>
           </w:p>
         </w:tc>
@@ -1090,19 +1090,19 @@
               <w:jc w:val="left"/>
             </w:pPr>
             <w:r>
-              <w:t xml:space="preserve">7,381</w:t>
-            </w:r>
-          </w:p>
-        </w:tc>
-        <w:tc>
-          <w:tcPr/>
-          <w:p>
-            <w:pPr>
-              <w:pStyle w:val="Compact"/>
-              <w:jc w:val="left"/>
-            </w:pPr>
-            <w:r>
-              <w:t xml:space="preserve">80.8%</w:t>
+              <w:t xml:space="preserve">7,378</w:t>
+            </w:r>
+          </w:p>
+        </w:tc>
+        <w:tc>
+          <w:tcPr/>
+          <w:p>
+            <w:pPr>
+              <w:pStyle w:val="Compact"/>
+              <w:jc w:val="left"/>
+            </w:pPr>
+            <w:r>
+              <w:t xml:space="preserve">80.0%</w:t>
             </w:r>
           </w:p>
         </w:tc>
@@ -1140,7 +1140,7 @@
               <w:jc w:val="left"/>
             </w:pPr>
             <w:r>
-              <w:t xml:space="preserve">20,792</w:t>
+              <w:t xml:space="preserve">20,796</w:t>
             </w:r>
           </w:p>
         </w:tc>

--- a/TechnicalPaper/mtg-liquidity-signal_technical-report.docx
+++ b/TechnicalPaper/mtg-liquidity-signal_technical-report.docx
@@ -773,7 +773,7 @@
           <w:bCs/>
           <w:b/>
         </w:rPr>
-        <w:t xml:space="preserve">0.249</w:t>
+        <w:t xml:space="preserve">0.257</w:t>
       </w:r>
       <w:r>
         <w:t xml:space="preserve">). The</w:t>
@@ -1040,7 +1040,7 @@
               <w:jc w:val="left"/>
             </w:pPr>
             <w:r>
-              <w:t xml:space="preserve">3,661</w:t>
+              <w:t xml:space="preserve">3,677</w:t>
             </w:r>
           </w:p>
         </w:tc>
@@ -1090,19 +1090,19 @@
               <w:jc w:val="left"/>
             </w:pPr>
             <w:r>
-              <w:t xml:space="preserve">7,378</w:t>
-            </w:r>
-          </w:p>
-        </w:tc>
-        <w:tc>
-          <w:tcPr/>
-          <w:p>
-            <w:pPr>
-              <w:pStyle w:val="Compact"/>
-              <w:jc w:val="left"/>
-            </w:pPr>
-            <w:r>
-              <w:t xml:space="preserve">80.0%</w:t>
+              <w:t xml:space="preserve">7,369</w:t>
+            </w:r>
+          </w:p>
+        </w:tc>
+        <w:tc>
+          <w:tcPr/>
+          <w:p>
+            <w:pPr>
+              <w:pStyle w:val="Compact"/>
+              <w:jc w:val="left"/>
+            </w:pPr>
+            <w:r>
+              <w:t xml:space="preserve">80.8%</w:t>
             </w:r>
           </w:p>
         </w:tc>
@@ -1140,7 +1140,7 @@
               <w:jc w:val="left"/>
             </w:pPr>
             <w:r>
-              <w:t xml:space="preserve">20,796</w:t>
+              <w:t xml:space="preserve">20,789</w:t>
             </w:r>
           </w:p>
         </w:tc>

--- a/TechnicalPaper/mtg-liquidity-signal_technical-report.docx
+++ b/TechnicalPaper/mtg-liquidity-signal_technical-report.docx
@@ -20,7 +20,7 @@
           <w:bCs/>
           <w:b/>
         </w:rPr>
-        <w:t xml:space="preserve">Snapshot 2026-10-04. By Cameraderie Cards. Informational only, not financial advice.</w:t>
+        <w:t xml:space="preserve">Snapshot 2026-10-05. By Cameraderie Cards. Informational only, not financial advice.</w:t>
       </w:r>
     </w:p>
     <w:p>
@@ -440,7 +440,7 @@
           <w:bCs/>
           <w:b/>
         </w:rPr>
-        <w:t xml:space="preserve">18,286</w:t>
+        <w:t xml:space="preserve">18,389</w:t>
       </w:r>
       <w:r>
         <w:t xml:space="preserve"> </w:t>
@@ -773,7 +773,7 @@
           <w:bCs/>
           <w:b/>
         </w:rPr>
-        <w:t xml:space="preserve">0.257</w:t>
+        <w:t xml:space="preserve">0.255</w:t>
       </w:r>
       <w:r>
         <w:t xml:space="preserve">). The</w:t>
@@ -1040,7 +1040,7 @@
               <w:jc w:val="left"/>
             </w:pPr>
             <w:r>
-              <w:t xml:space="preserve">3,677</w:t>
+              <w:t xml:space="preserve">3,701</w:t>
             </w:r>
           </w:p>
         </w:tc>
@@ -1090,19 +1090,19 @@
               <w:jc w:val="left"/>
             </w:pPr>
             <w:r>
-              <w:t xml:space="preserve">7,369</w:t>
-            </w:r>
-          </w:p>
-        </w:tc>
-        <w:tc>
-          <w:tcPr/>
-          <w:p>
-            <w:pPr>
-              <w:pStyle w:val="Compact"/>
-              <w:jc w:val="left"/>
-            </w:pPr>
-            <w:r>
-              <w:t xml:space="preserve">80.8%</w:t>
+              <w:t xml:space="preserve">7,420</w:t>
+            </w:r>
+          </w:p>
+        </w:tc>
+        <w:tc>
+          <w:tcPr/>
+          <w:p>
+            <w:pPr>
+              <w:pStyle w:val="Compact"/>
+              <w:jc w:val="left"/>
+            </w:pPr>
+            <w:r>
+              <w:t xml:space="preserve">80.0%</w:t>
             </w:r>
           </w:p>
         </w:tc>
@@ -1140,7 +1140,7 @@
               <w:jc w:val="left"/>
             </w:pPr>
             <w:r>
-              <w:t xml:space="preserve">20,789</w:t>
+              <w:t xml:space="preserve">20,714</w:t>
             </w:r>
           </w:p>
         </w:tc>

--- a/TechnicalPaper/mtg-liquidity-signal_technical-report.docx
+++ b/TechnicalPaper/mtg-liquidity-signal_technical-report.docx
@@ -20,7 +20,7 @@
           <w:bCs/>
           <w:b/>
         </w:rPr>
-        <w:t xml:space="preserve">Snapshot 2026-10-05. By Cameraderie Cards. Informational only, not financial advice.</w:t>
+        <w:t xml:space="preserve">Snapshot 2026-10-06. By Cameraderie Cards. Informational only, not financial advice.</w:t>
       </w:r>
     </w:p>
     <w:p>
@@ -440,7 +440,7 @@
           <w:bCs/>
           <w:b/>
         </w:rPr>
-        <w:t xml:space="preserve">18,389</w:t>
+        <w:t xml:space="preserve">18,344</w:t>
       </w:r>
       <w:r>
         <w:t xml:space="preserve"> </w:t>
@@ -773,7 +773,7 @@
           <w:bCs/>
           <w:b/>
         </w:rPr>
-        <w:t xml:space="preserve">0.255</w:t>
+        <w:t xml:space="preserve">0.241</w:t>
       </w:r>
       <w:r>
         <w:t xml:space="preserve">). The</w:t>
@@ -1040,19 +1040,19 @@
               <w:jc w:val="left"/>
             </w:pPr>
             <w:r>
-              <w:t xml:space="preserve">3,701</w:t>
-            </w:r>
-          </w:p>
-        </w:tc>
-        <w:tc>
-          <w:tcPr/>
-          <w:p>
-            <w:pPr>
-              <w:pStyle w:val="Compact"/>
-              <w:jc w:val="left"/>
-            </w:pPr>
-            <w:r>
-              <w:t xml:space="preserve">50.0%</w:t>
+              <w:t xml:space="preserve">3,688</w:t>
+            </w:r>
+          </w:p>
+        </w:tc>
+        <w:tc>
+          <w:tcPr/>
+          <w:p>
+            <w:pPr>
+              <w:pStyle w:val="Compact"/>
+              <w:jc w:val="left"/>
+            </w:pPr>
+            <w:r>
+              <w:t xml:space="preserve">49.9%</w:t>
             </w:r>
           </w:p>
         </w:tc>
@@ -1090,7 +1090,7 @@
               <w:jc w:val="left"/>
             </w:pPr>
             <w:r>
-              <w:t xml:space="preserve">7,420</w:t>
+              <w:t xml:space="preserve">7,417</w:t>
             </w:r>
           </w:p>
         </w:tc>
@@ -1140,7 +1140,7 @@
               <w:jc w:val="left"/>
             </w:pPr>
             <w:r>
-              <w:t xml:space="preserve">20,714</w:t>
+              <w:t xml:space="preserve">20,728</w:t>
             </w:r>
           </w:p>
         </w:tc>
@@ -1190,7 +1190,7 @@
               <w:jc w:val="left"/>
             </w:pPr>
             <w:r>
-              <w:t xml:space="preserve">464</w:t>
+              <w:t xml:space="preserve">466</w:t>
             </w:r>
           </w:p>
         </w:tc>

--- a/TechnicalPaper/mtg-liquidity-signal_technical-report.docx
+++ b/TechnicalPaper/mtg-liquidity-signal_technical-report.docx
@@ -773,7 +773,7 @@
           <w:bCs/>
           <w:b/>
         </w:rPr>
-        <w:t xml:space="preserve">0.241</w:t>
+        <w:t xml:space="preserve">0.254</w:t>
       </w:r>
       <w:r>
         <w:t xml:space="preserve">). The</w:t>
@@ -1040,7 +1040,7 @@
               <w:jc w:val="left"/>
             </w:pPr>
             <w:r>
-              <w:t xml:space="preserve">3,688</w:t>
+              <w:t xml:space="preserve">3,725</w:t>
             </w:r>
           </w:p>
         </w:tc>
@@ -1090,7 +1090,7 @@
               <w:jc w:val="left"/>
             </w:pPr>
             <w:r>
-              <w:t xml:space="preserve">7,417</w:t>
+              <w:t xml:space="preserve">7,381</w:t>
             </w:r>
           </w:p>
         </w:tc>
@@ -1140,7 +1140,7 @@
               <w:jc w:val="left"/>
             </w:pPr>
             <w:r>
-              <w:t xml:space="preserve">20,728</w:t>
+              <w:t xml:space="preserve">20,727</w:t>
             </w:r>
           </w:p>
         </w:tc>

--- a/TechnicalPaper/mtg-liquidity-signal_technical-report.docx
+++ b/TechnicalPaper/mtg-liquidity-signal_technical-report.docx
@@ -773,7 +773,7 @@
           <w:bCs/>
           <w:b/>
         </w:rPr>
-        <w:t xml:space="preserve">0.254</w:t>
+        <w:t xml:space="preserve">0.256</w:t>
       </w:r>
       <w:r>
         <w:t xml:space="preserve">). The</w:t>
@@ -1040,7 +1040,7 @@
               <w:jc w:val="left"/>
             </w:pPr>
             <w:r>
-              <w:t xml:space="preserve">3,725</w:t>
+              <w:t xml:space="preserve">3,730</w:t>
             </w:r>
           </w:p>
         </w:tc>
@@ -1090,7 +1090,7 @@
               <w:jc w:val="left"/>
             </w:pPr>
             <w:r>
-              <w:t xml:space="preserve">7,381</w:t>
+              <w:t xml:space="preserve">7,375</w:t>
             </w:r>
           </w:p>
         </w:tc>
@@ -1140,7 +1140,7 @@
               <w:jc w:val="left"/>
             </w:pPr>
             <w:r>
-              <w:t xml:space="preserve">20,727</w:t>
+              <w:t xml:space="preserve">20,728</w:t>
             </w:r>
           </w:p>
         </w:tc>

--- a/TechnicalPaper/mtg-liquidity-signal_technical-report.docx
+++ b/TechnicalPaper/mtg-liquidity-signal_technical-report.docx
@@ -20,7 +20,7 @@
           <w:bCs/>
           <w:b/>
         </w:rPr>
-        <w:t xml:space="preserve">Snapshot 2026-10-06. By Cameraderie Cards. Informational only, not financial advice.</w:t>
+        <w:t xml:space="preserve">Snapshot 2026-10-08. By Cameraderie Cards. Informational only, not financial advice.</w:t>
       </w:r>
     </w:p>
     <w:p>
@@ -440,7 +440,7 @@
           <w:bCs/>
           <w:b/>
         </w:rPr>
-        <w:t xml:space="preserve">18,344</w:t>
+        <w:t xml:space="preserve">18,356</w:t>
       </w:r>
       <w:r>
         <w:t xml:space="preserve"> </w:t>
@@ -481,7 +481,7 @@
           <w:bCs/>
           <w:b/>
         </w:rPr>
-        <w:t xml:space="preserve">87.2%</w:t>
+        <w:t xml:space="preserve">87.0%</w:t>
       </w:r>
       <w:r>
         <w:t xml:space="preserve">. Cards without a dealer bid are flagged</w:t>
@@ -773,7 +773,7 @@
           <w:bCs/>
           <w:b/>
         </w:rPr>
-        <w:t xml:space="preserve">0.256</w:t>
+        <w:t xml:space="preserve">0.271</w:t>
       </w:r>
       <w:r>
         <w:t xml:space="preserve">). The</w:t>
@@ -1040,19 +1040,19 @@
               <w:jc w:val="left"/>
             </w:pPr>
             <w:r>
-              <w:t xml:space="preserve">3,730</w:t>
-            </w:r>
-          </w:p>
-        </w:tc>
-        <w:tc>
-          <w:tcPr/>
-          <w:p>
-            <w:pPr>
-              <w:pStyle w:val="Compact"/>
-              <w:jc w:val="left"/>
-            </w:pPr>
-            <w:r>
-              <w:t xml:space="preserve">49.9%</w:t>
+              <w:t xml:space="preserve">3,767</w:t>
+            </w:r>
+          </w:p>
+        </w:tc>
+        <w:tc>
+          <w:tcPr/>
+          <w:p>
+            <w:pPr>
+              <w:pStyle w:val="Compact"/>
+              <w:jc w:val="left"/>
+            </w:pPr>
+            <w:r>
+              <w:t xml:space="preserve">50.0%</w:t>
             </w:r>
           </w:p>
         </w:tc>
@@ -1090,7 +1090,7 @@
               <w:jc w:val="left"/>
             </w:pPr>
             <w:r>
-              <w:t xml:space="preserve">7,375</w:t>
+              <w:t xml:space="preserve">7,322</w:t>
             </w:r>
           </w:p>
         </w:tc>
@@ -1140,7 +1140,7 @@
               <w:jc w:val="left"/>
             </w:pPr>
             <w:r>
-              <w:t xml:space="preserve">20,728</w:t>
+              <w:t xml:space="preserve">20,744</w:t>
             </w:r>
           </w:p>
         </w:tc>

--- a/TechnicalPaper/mtg-liquidity-signal_technical-report.docx
+++ b/TechnicalPaper/mtg-liquidity-signal_technical-report.docx
@@ -1040,7 +1040,7 @@
               <w:jc w:val="left"/>
             </w:pPr>
             <w:r>
-              <w:t xml:space="preserve">3,767</w:t>
+              <w:t xml:space="preserve">3,766</w:t>
             </w:r>
           </w:p>
         </w:tc>
@@ -1090,7 +1090,7 @@
               <w:jc w:val="left"/>
             </w:pPr>
             <w:r>
-              <w:t xml:space="preserve">7,322</w:t>
+              <w:t xml:space="preserve">7,320</w:t>
             </w:r>
           </w:p>
         </w:tc>
@@ -1140,7 +1140,7 @@
               <w:jc w:val="left"/>
             </w:pPr>
             <w:r>
-              <w:t xml:space="preserve">20,744</w:t>
+              <w:t xml:space="preserve">20,747</w:t>
             </w:r>
           </w:p>
         </w:tc>

--- a/TechnicalPaper/mtg-liquidity-signal_technical-report.docx
+++ b/TechnicalPaper/mtg-liquidity-signal_technical-report.docx
@@ -773,7 +773,7 @@
           <w:bCs/>
           <w:b/>
         </w:rPr>
-        <w:t xml:space="preserve">0.271</w:t>
+        <w:t xml:space="preserve">0.273</w:t>
       </w:r>
       <w:r>
         <w:t xml:space="preserve">). The</w:t>
@@ -1040,7 +1040,7 @@
               <w:jc w:val="left"/>
             </w:pPr>
             <w:r>
-              <w:t xml:space="preserve">3,766</w:t>
+              <w:t xml:space="preserve">3,780</w:t>
             </w:r>
           </w:p>
         </w:tc>
@@ -1090,7 +1090,7 @@
               <w:jc w:val="left"/>
             </w:pPr>
             <w:r>
-              <w:t xml:space="preserve">7,320</w:t>
+              <w:t xml:space="preserve">7,307</w:t>
             </w:r>
           </w:p>
         </w:tc>
@@ -1140,7 +1140,7 @@
               <w:jc w:val="left"/>
             </w:pPr>
             <w:r>
-              <w:t xml:space="preserve">20,747</w:t>
+              <w:t xml:space="preserve">20,746</w:t>
             </w:r>
           </w:p>
         </w:tc>

--- a/TechnicalPaper/mtg-liquidity-signal_technical-report.docx
+++ b/TechnicalPaper/mtg-liquidity-signal_technical-report.docx
@@ -20,7 +20,7 @@
           <w:bCs/>
           <w:b/>
         </w:rPr>
-        <w:t xml:space="preserve">Snapshot 2026-10-08. By Cameraderie Cards. Informational only, not financial advice.</w:t>
+        <w:t xml:space="preserve">Snapshot 2026-10-10. By Cameraderie Cards. Informational only, not financial advice.</w:t>
       </w:r>
     </w:p>
     <w:p>
@@ -424,7 +424,7 @@
           <w:bCs/>
           <w:b/>
         </w:rPr>
-        <w:t xml:space="preserve">32,299 cards</w:t>
+        <w:t xml:space="preserve">32,302 cards</w:t>
       </w:r>
       <w:r>
         <w:t xml:space="preserve"> </w:t>
@@ -440,7 +440,7 @@
           <w:bCs/>
           <w:b/>
         </w:rPr>
-        <w:t xml:space="preserve">18,356</w:t>
+        <w:t xml:space="preserve">18,312</w:t>
       </w:r>
       <w:r>
         <w:t xml:space="preserve"> </w:t>
@@ -773,7 +773,7 @@
           <w:bCs/>
           <w:b/>
         </w:rPr>
-        <w:t xml:space="preserve">0.273</w:t>
+        <w:t xml:space="preserve">0.275</w:t>
       </w:r>
       <w:r>
         <w:t xml:space="preserve">). The</w:t>
@@ -1040,19 +1040,19 @@
               <w:jc w:val="left"/>
             </w:pPr>
             <w:r>
-              <w:t xml:space="preserve">3,780</w:t>
-            </w:r>
-          </w:p>
-        </w:tc>
-        <w:tc>
-          <w:tcPr/>
-          <w:p>
-            <w:pPr>
-              <w:pStyle w:val="Compact"/>
-              <w:jc w:val="left"/>
-            </w:pPr>
-            <w:r>
-              <w:t xml:space="preserve">50.0%</w:t>
+              <w:t xml:space="preserve">3,763</w:t>
+            </w:r>
+          </w:p>
+        </w:tc>
+        <w:tc>
+          <w:tcPr/>
+          <w:p>
+            <w:pPr>
+              <w:pStyle w:val="Compact"/>
+              <w:jc w:val="left"/>
+            </w:pPr>
+            <w:r>
+              <w:t xml:space="preserve">49.9%</w:t>
             </w:r>
           </w:p>
         </w:tc>
@@ -1090,7 +1090,7 @@
               <w:jc w:val="left"/>
             </w:pPr>
             <w:r>
-              <w:t xml:space="preserve">7,307</w:t>
+              <w:t xml:space="preserve">7,264</w:t>
             </w:r>
           </w:p>
         </w:tc>
@@ -1140,7 +1140,7 @@
               <w:jc w:val="left"/>
             </w:pPr>
             <w:r>
-              <w:t xml:space="preserve">20,746</w:t>
+              <w:t xml:space="preserve">20,805</w:t>
             </w:r>
           </w:p>
         </w:tc>
@@ -1190,7 +1190,7 @@
               <w:jc w:val="left"/>
             </w:pPr>
             <w:r>
-              <w:t xml:space="preserve">466</w:t>
+              <w:t xml:space="preserve">470</w:t>
             </w:r>
           </w:p>
         </w:tc>

--- a/TechnicalPaper/mtg-liquidity-signal_technical-report.docx
+++ b/TechnicalPaper/mtg-liquidity-signal_technical-report.docx
@@ -773,7 +773,7 @@
           <w:bCs/>
           <w:b/>
         </w:rPr>
-        <w:t xml:space="preserve">0.275</w:t>
+        <w:t xml:space="preserve">0.278</w:t>
       </w:r>
       <w:r>
         <w:t xml:space="preserve">). The</w:t>
@@ -1040,7 +1040,7 @@
               <w:jc w:val="left"/>
             </w:pPr>
             <w:r>
-              <w:t xml:space="preserve">3,763</w:t>
+              <w:t xml:space="preserve">3,769</w:t>
             </w:r>
           </w:p>
         </w:tc>
@@ -1090,7 +1090,7 @@
               <w:jc w:val="left"/>
             </w:pPr>
             <w:r>
-              <w:t xml:space="preserve">7,264</w:t>
+              <w:t xml:space="preserve">7,253</w:t>
             </w:r>
           </w:p>
         </w:tc>
@@ -1140,7 +1140,7 @@
               <w:jc w:val="left"/>
             </w:pPr>
             <w:r>
-              <w:t xml:space="preserve">20,805</w:t>
+              <w:t xml:space="preserve">20,810</w:t>
             </w:r>
           </w:p>
         </w:tc>

--- a/TechnicalPaper/mtg-liquidity-signal_technical-report.docx
+++ b/TechnicalPaper/mtg-liquidity-signal_technical-report.docx
@@ -20,7 +20,7 @@
           <w:bCs/>
           <w:b/>
         </w:rPr>
-        <w:t xml:space="preserve">Snapshot 2026-10-10. By Cameraderie Cards. Informational only, not financial advice.</w:t>
+        <w:t xml:space="preserve">Snapshot 2026-10-11. By Cameraderie Cards. Informational only, not financial advice.</w:t>
       </w:r>
     </w:p>
     <w:p>
@@ -440,7 +440,7 @@
           <w:bCs/>
           <w:b/>
         </w:rPr>
-        <w:t xml:space="preserve">18,312</w:t>
+        <w:t xml:space="preserve">18,337</w:t>
       </w:r>
       <w:r>
         <w:t xml:space="preserve"> </w:t>
@@ -481,7 +481,7 @@
           <w:bCs/>
           <w:b/>
         </w:rPr>
-        <w:t xml:space="preserve">87.0%</w:t>
+        <w:t xml:space="preserve">87.2%</w:t>
       </w:r>
       <w:r>
         <w:t xml:space="preserve">. Cards without a dealer bid are flagged</w:t>
@@ -773,7 +773,7 @@
           <w:bCs/>
           <w:b/>
         </w:rPr>
-        <w:t xml:space="preserve">0.278</w:t>
+        <w:t xml:space="preserve">0.277</w:t>
       </w:r>
       <w:r>
         <w:t xml:space="preserve">). The</w:t>
@@ -1040,7 +1040,7 @@
               <w:jc w:val="left"/>
             </w:pPr>
             <w:r>
-              <w:t xml:space="preserve">3,769</w:t>
+              <w:t xml:space="preserve">3,742</w:t>
             </w:r>
           </w:p>
         </w:tc>
@@ -1090,7 +1090,7 @@
               <w:jc w:val="left"/>
             </w:pPr>
             <w:r>
-              <w:t xml:space="preserve">7,253</w:t>
+              <w:t xml:space="preserve">7,324</w:t>
             </w:r>
           </w:p>
         </w:tc>
@@ -1140,7 +1140,7 @@
               <w:jc w:val="left"/>
             </w:pPr>
             <w:r>
-              <w:t xml:space="preserve">20,810</w:t>
+              <w:t xml:space="preserve">20,766</w:t>
             </w:r>
           </w:p>
         </w:tc>

--- a/TechnicalPaper/mtg-liquidity-signal_technical-report.docx
+++ b/TechnicalPaper/mtg-liquidity-signal_technical-report.docx
@@ -1040,7 +1040,7 @@
               <w:jc w:val="left"/>
             </w:pPr>
             <w:r>
-              <w:t xml:space="preserve">3,742</w:t>
+              <w:t xml:space="preserve">3,746</w:t>
             </w:r>
           </w:p>
         </w:tc>
@@ -1090,7 +1090,7 @@
               <w:jc w:val="left"/>
             </w:pPr>
             <w:r>
-              <w:t xml:space="preserve">7,324</w:t>
+              <w:t xml:space="preserve">7,319</w:t>
             </w:r>
           </w:p>
         </w:tc>
@@ -1140,7 +1140,7 @@
               <w:jc w:val="left"/>
             </w:pPr>
             <w:r>
-              <w:t xml:space="preserve">20,766</w:t>
+              <w:t xml:space="preserve">20,767</w:t>
             </w:r>
           </w:p>
         </w:tc>

--- a/TechnicalPaper/mtg-liquidity-signal_technical-report.docx
+++ b/TechnicalPaper/mtg-liquidity-signal_technical-report.docx
@@ -20,7 +20,7 @@
           <w:bCs/>
           <w:b/>
         </w:rPr>
-        <w:t xml:space="preserve">Snapshot 2026-10-11. By Cameraderie Cards. Informational only, not financial advice.</w:t>
+        <w:t xml:space="preserve">Snapshot 2026-10-12. By Cameraderie Cards. Informational only, not financial advice.</w:t>
       </w:r>
     </w:p>
     <w:p>
@@ -424,7 +424,7 @@
           <w:bCs/>
           <w:b/>
         </w:rPr>
-        <w:t xml:space="preserve">32,302 cards</w:t>
+        <w:t xml:space="preserve">32,301 cards</w:t>
       </w:r>
       <w:r>
         <w:t xml:space="preserve"> </w:t>
@@ -440,7 +440,7 @@
           <w:bCs/>
           <w:b/>
         </w:rPr>
-        <w:t xml:space="preserve">18,337</w:t>
+        <w:t xml:space="preserve">18,409</w:t>
       </w:r>
       <w:r>
         <w:t xml:space="preserve"> </w:t>
@@ -773,7 +773,7 @@
           <w:bCs/>
           <w:b/>
         </w:rPr>
-        <w:t xml:space="preserve">0.277</w:t>
+        <w:t xml:space="preserve">0.268</w:t>
       </w:r>
       <w:r>
         <w:t xml:space="preserve">). The</w:t>
@@ -1040,7 +1040,7 @@
               <w:jc w:val="left"/>
             </w:pPr>
             <w:r>
-              <w:t xml:space="preserve">3,746</w:t>
+              <w:t xml:space="preserve">3,766</w:t>
             </w:r>
           </w:p>
         </w:tc>
@@ -1090,7 +1090,7 @@
               <w:jc w:val="left"/>
             </w:pPr>
             <w:r>
-              <w:t xml:space="preserve">7,319</w:t>
+              <w:t xml:space="preserve">7,334</w:t>
             </w:r>
           </w:p>
         </w:tc>
@@ -1140,7 +1140,7 @@
               <w:jc w:val="left"/>
             </w:pPr>
             <w:r>
-              <w:t xml:space="preserve">20,767</w:t>
+              <w:t xml:space="preserve">20,734</w:t>
             </w:r>
           </w:p>
         </w:tc>
@@ -1190,7 +1190,7 @@
               <w:jc w:val="left"/>
             </w:pPr>
             <w:r>
-              <w:t xml:space="preserve">470</w:t>
+              <w:t xml:space="preserve">467</w:t>
             </w:r>
           </w:p>
         </w:tc>

--- a/TechnicalPaper/mtg-liquidity-signal_technical-report.docx
+++ b/TechnicalPaper/mtg-liquidity-signal_technical-report.docx
@@ -773,7 +773,7 @@
           <w:bCs/>
           <w:b/>
         </w:rPr>
-        <w:t xml:space="preserve">0.268</w:t>
+        <w:t xml:space="preserve">0.271</w:t>
       </w:r>
       <w:r>
         <w:t xml:space="preserve">). The</w:t>
@@ -1040,7 +1040,7 @@
               <w:jc w:val="left"/>
             </w:pPr>
             <w:r>
-              <w:t xml:space="preserve">3,766</w:t>
+              <w:t xml:space="preserve">3,772</w:t>
             </w:r>
           </w:p>
         </w:tc>
@@ -1090,7 +1090,7 @@
               <w:jc w:val="left"/>
             </w:pPr>
             <w:r>
-              <w:t xml:space="preserve">7,334</w:t>
+              <w:t xml:space="preserve">7,322</w:t>
             </w:r>
           </w:p>
         </w:tc>
@@ -1140,7 +1140,7 @@
               <w:jc w:val="left"/>
             </w:pPr>
             <w:r>
-              <w:t xml:space="preserve">20,734</w:t>
+              <w:t xml:space="preserve">20,740</w:t>
             </w:r>
           </w:p>
         </w:tc>

--- a/TechnicalPaper/mtg-liquidity-signal_technical-report.docx
+++ b/TechnicalPaper/mtg-liquidity-signal_technical-report.docx
@@ -20,7 +20,7 @@
           <w:bCs/>
           <w:b/>
         </w:rPr>
-        <w:t xml:space="preserve">Snapshot 2026-10-12. By Cameraderie Cards. Informational only, not financial advice.</w:t>
+        <w:t xml:space="preserve">Snapshot 2026-10-13. By Cameraderie Cards. Informational only, not financial advice.</w:t>
       </w:r>
     </w:p>
     <w:p>
@@ -424,7 +424,7 @@
           <w:bCs/>
           <w:b/>
         </w:rPr>
-        <w:t xml:space="preserve">32,301 cards</w:t>
+        <w:t xml:space="preserve">32,302 cards</w:t>
       </w:r>
       <w:r>
         <w:t xml:space="preserve"> </w:t>
@@ -440,7 +440,7 @@
           <w:bCs/>
           <w:b/>
         </w:rPr>
-        <w:t xml:space="preserve">18,409</w:t>
+        <w:t xml:space="preserve">18,375</w:t>
       </w:r>
       <w:r>
         <w:t xml:space="preserve"> </w:t>
@@ -773,7 +773,7 @@
           <w:bCs/>
           <w:b/>
         </w:rPr>
-        <w:t xml:space="preserve">0.271</w:t>
+        <w:t xml:space="preserve">0.268</w:t>
       </w:r>
       <w:r>
         <w:t xml:space="preserve">). The</w:t>
@@ -1040,7 +1040,7 @@
               <w:jc w:val="left"/>
             </w:pPr>
             <w:r>
-              <w:t xml:space="preserve">3,772</w:t>
+              <w:t xml:space="preserve">3,751</w:t>
             </w:r>
           </w:p>
         </w:tc>
@@ -1090,7 +1090,7 @@
               <w:jc w:val="left"/>
             </w:pPr>
             <w:r>
-              <w:t xml:space="preserve">7,322</w:t>
+              <w:t xml:space="preserve">7,348</w:t>
             </w:r>
           </w:p>
         </w:tc>
@@ -1140,7 +1140,7 @@
               <w:jc w:val="left"/>
             </w:pPr>
             <w:r>
-              <w:t xml:space="preserve">20,740</w:t>
+              <w:t xml:space="preserve">20,731</w:t>
             </w:r>
           </w:p>
         </w:tc>
@@ -1190,7 +1190,7 @@
               <w:jc w:val="left"/>
             </w:pPr>
             <w:r>
-              <w:t xml:space="preserve">467</w:t>
+              <w:t xml:space="preserve">472</w:t>
             </w:r>
           </w:p>
         </w:tc>

--- a/TechnicalPaper/mtg-liquidity-signal_technical-report.docx
+++ b/TechnicalPaper/mtg-liquidity-signal_technical-report.docx
@@ -1040,7 +1040,7 @@
               <w:jc w:val="left"/>
             </w:pPr>
             <w:r>
-              <w:t xml:space="preserve">3,751</w:t>
+              <w:t xml:space="preserve">3,750</w:t>
             </w:r>
           </w:p>
         </w:tc>
@@ -1140,7 +1140,7 @@
               <w:jc w:val="left"/>
             </w:pPr>
             <w:r>
-              <w:t xml:space="preserve">20,731</w:t>
+              <w:t xml:space="preserve">20,732</w:t>
             </w:r>
           </w:p>
         </w:tc>

--- a/TechnicalPaper/mtg-liquidity-signal_technical-report.docx
+++ b/TechnicalPaper/mtg-liquidity-signal_technical-report.docx
@@ -773,7 +773,7 @@
           <w:bCs/>
           <w:b/>
         </w:rPr>
-        <w:t xml:space="preserve">0.268</w:t>
+        <w:t xml:space="preserve">0.269</w:t>
       </w:r>
       <w:r>
         <w:t xml:space="preserve">). The</w:t>
@@ -1040,7 +1040,7 @@
               <w:jc w:val="left"/>
             </w:pPr>
             <w:r>
-              <w:t xml:space="preserve">3,750</w:t>
+              <w:t xml:space="preserve">3,755</w:t>
             </w:r>
           </w:p>
         </w:tc>
@@ -1090,7 +1090,7 @@
               <w:jc w:val="left"/>
             </w:pPr>
             <w:r>
-              <w:t xml:space="preserve">7,348</w:t>
+              <w:t xml:space="preserve">7,342</w:t>
             </w:r>
           </w:p>
         </w:tc>
@@ -1140,7 +1140,7 @@
               <w:jc w:val="left"/>
             </w:pPr>
             <w:r>
-              <w:t xml:space="preserve">20,732</w:t>
+              <w:t xml:space="preserve">20,733</w:t>
             </w:r>
           </w:p>
         </w:tc>

--- a/TechnicalPaper/mtg-liquidity-signal_technical-report.docx
+++ b/TechnicalPaper/mtg-liquidity-signal_technical-report.docx
@@ -20,7 +20,7 @@
           <w:bCs/>
           <w:b/>
         </w:rPr>
-        <w:t xml:space="preserve">Snapshot 2026-10-13. By Cameraderie Cards. Informational only, not financial advice.</w:t>
+        <w:t xml:space="preserve">Snapshot 2026-10-15. By Cameraderie Cards. Informational only, not financial advice.</w:t>
       </w:r>
     </w:p>
     <w:p>
@@ -424,7 +424,7 @@
           <w:bCs/>
           <w:b/>
         </w:rPr>
-        <w:t xml:space="preserve">32,302 cards</w:t>
+        <w:t xml:space="preserve">32,300 cards</w:t>
       </w:r>
       <w:r>
         <w:t xml:space="preserve"> </w:t>
@@ -440,7 +440,7 @@
           <w:bCs/>
           <w:b/>
         </w:rPr>
-        <w:t xml:space="preserve">18,375</w:t>
+        <w:t xml:space="preserve">18,400</w:t>
       </w:r>
       <w:r>
         <w:t xml:space="preserve"> </w:t>
@@ -1040,19 +1040,19 @@
               <w:jc w:val="left"/>
             </w:pPr>
             <w:r>
-              <w:t xml:space="preserve">3,755</w:t>
-            </w:r>
-          </w:p>
-        </w:tc>
-        <w:tc>
-          <w:tcPr/>
-          <w:p>
-            <w:pPr>
-              <w:pStyle w:val="Compact"/>
-              <w:jc w:val="left"/>
-            </w:pPr>
-            <w:r>
-              <w:t xml:space="preserve">49.9%</w:t>
+              <w:t xml:space="preserve">3,767</w:t>
+            </w:r>
+          </w:p>
+        </w:tc>
+        <w:tc>
+          <w:tcPr/>
+          <w:p>
+            <w:pPr>
+              <w:pStyle w:val="Compact"/>
+              <w:jc w:val="left"/>
+            </w:pPr>
+            <w:r>
+              <w:t xml:space="preserve">50.0%</w:t>
             </w:r>
           </w:p>
         </w:tc>
@@ -1090,7 +1090,7 @@
               <w:jc w:val="left"/>
             </w:pPr>
             <w:r>
-              <w:t xml:space="preserve">7,342</w:t>
+              <w:t xml:space="preserve">7,326</w:t>
             </w:r>
           </w:p>
         </w:tc>
@@ -1140,7 +1140,7 @@
               <w:jc w:val="left"/>
             </w:pPr>
             <w:r>
-              <w:t xml:space="preserve">20,733</w:t>
+              <w:t xml:space="preserve">20,737</w:t>
             </w:r>
           </w:p>
         </w:tc>
@@ -1190,7 +1190,7 @@
               <w:jc w:val="left"/>
             </w:pPr>
             <w:r>
-              <w:t xml:space="preserve">472</w:t>
+              <w:t xml:space="preserve">470</w:t>
             </w:r>
           </w:p>
         </w:tc>

--- a/TechnicalPaper/mtg-liquidity-signal_technical-report.docx
+++ b/TechnicalPaper/mtg-liquidity-signal_technical-report.docx
@@ -1040,7 +1040,7 @@
               <w:jc w:val="left"/>
             </w:pPr>
             <w:r>
-              <w:t xml:space="preserve">3,767</w:t>
+              <w:t xml:space="preserve">3,769</w:t>
             </w:r>
           </w:p>
         </w:tc>
@@ -1090,7 +1090,7 @@
               <w:jc w:val="left"/>
             </w:pPr>
             <w:r>
-              <w:t xml:space="preserve">7,326</w:t>
+              <w:t xml:space="preserve">7,324</w:t>
             </w:r>
           </w:p>
         </w:tc>

--- a/TechnicalPaper/mtg-liquidity-signal_technical-report.docx
+++ b/TechnicalPaper/mtg-liquidity-signal_technical-report.docx
@@ -20,7 +20,7 @@
           <w:bCs/>
           <w:b/>
         </w:rPr>
-        <w:t xml:space="preserve">Snapshot 2026-10-15. By Cameraderie Cards. Informational only, not financial advice.</w:t>
+        <w:t xml:space="preserve">Snapshot 2026-10-16. By Cameraderie Cards. Informational only, not financial advice.</w:t>
       </w:r>
     </w:p>
     <w:p>
@@ -424,7 +424,7 @@
           <w:bCs/>
           <w:b/>
         </w:rPr>
-        <w:t xml:space="preserve">32,300 cards</w:t>
+        <w:t xml:space="preserve">32,301 cards</w:t>
       </w:r>
       <w:r>
         <w:t xml:space="preserve"> </w:t>
@@ -440,7 +440,7 @@
           <w:bCs/>
           <w:b/>
         </w:rPr>
-        <w:t xml:space="preserve">18,400</w:t>
+        <w:t xml:space="preserve">18,278</w:t>
       </w:r>
       <w:r>
         <w:t xml:space="preserve"> </w:t>
@@ -773,7 +773,7 @@
           <w:bCs/>
           <w:b/>
         </w:rPr>
-        <w:t xml:space="preserve">0.269</w:t>
+        <w:t xml:space="preserve">0.27</w:t>
       </w:r>
       <w:r>
         <w:t xml:space="preserve">). The</w:t>
@@ -1040,7 +1040,7 @@
               <w:jc w:val="left"/>
             </w:pPr>
             <w:r>
-              <w:t xml:space="preserve">3,769</w:t>
+              <w:t xml:space="preserve">3,782</w:t>
             </w:r>
           </w:p>
         </w:tc>
@@ -1090,7 +1090,7 @@
               <w:jc w:val="left"/>
             </w:pPr>
             <w:r>
-              <w:t xml:space="preserve">7,324</w:t>
+              <w:t xml:space="preserve">7,240</w:t>
             </w:r>
           </w:p>
         </w:tc>
@@ -1140,7 +1140,7 @@
               <w:jc w:val="left"/>
             </w:pPr>
             <w:r>
-              <w:t xml:space="preserve">20,737</w:t>
+              <w:t xml:space="preserve">20,808</w:t>
             </w:r>
           </w:p>
         </w:tc>
@@ -1190,7 +1190,7 @@
               <w:jc w:val="left"/>
             </w:pPr>
             <w:r>
-              <w:t xml:space="preserve">470</w:t>
+              <w:t xml:space="preserve">471</w:t>
             </w:r>
           </w:p>
         </w:tc>

--- a/TechnicalPaper/mtg-liquidity-signal_technical-report.docx
+++ b/TechnicalPaper/mtg-liquidity-signal_technical-report.docx
@@ -1040,7 +1040,7 @@
               <w:jc w:val="left"/>
             </w:pPr>
             <w:r>
-              <w:t xml:space="preserve">3,782</w:t>
+              <w:t xml:space="preserve">3,785</w:t>
             </w:r>
           </w:p>
         </w:tc>
@@ -1090,7 +1090,7 @@
               <w:jc w:val="left"/>
             </w:pPr>
             <w:r>
-              <w:t xml:space="preserve">7,240</w:t>
+              <w:t xml:space="preserve">7,236</w:t>
             </w:r>
           </w:p>
         </w:tc>
@@ -1140,7 +1140,7 @@
               <w:jc w:val="left"/>
             </w:pPr>
             <w:r>
-              <w:t xml:space="preserve">20,808</w:t>
+              <w:t xml:space="preserve">20,809</w:t>
             </w:r>
           </w:p>
         </w:tc>

--- a/TechnicalPaper/mtg-liquidity-signal_technical-report.docx
+++ b/TechnicalPaper/mtg-liquidity-signal_technical-report.docx
@@ -20,7 +20,7 @@
           <w:bCs/>
           <w:b/>
         </w:rPr>
-        <w:t xml:space="preserve">Snapshot 2026-10-16. By Cameraderie Cards. Informational only, not financial advice.</w:t>
+        <w:t xml:space="preserve">Snapshot 2026-10-17. By Cameraderie Cards. Informational only, not financial advice.</w:t>
       </w:r>
     </w:p>
     <w:p>
@@ -424,7 +424,7 @@
           <w:bCs/>
           <w:b/>
         </w:rPr>
-        <w:t xml:space="preserve">32,301 cards</w:t>
+        <w:t xml:space="preserve">32,302 cards</w:t>
       </w:r>
       <w:r>
         <w:t xml:space="preserve"> </w:t>
@@ -440,7 +440,7 @@
           <w:bCs/>
           <w:b/>
         </w:rPr>
-        <w:t xml:space="preserve">18,278</w:t>
+        <w:t xml:space="preserve">18,307</w:t>
       </w:r>
       <w:r>
         <w:t xml:space="preserve"> </w:t>
@@ -1040,19 +1040,19 @@
               <w:jc w:val="left"/>
             </w:pPr>
             <w:r>
-              <w:t xml:space="preserve">3,785</w:t>
-            </w:r>
-          </w:p>
-        </w:tc>
-        <w:tc>
-          <w:tcPr/>
-          <w:p>
-            <w:pPr>
-              <w:pStyle w:val="Compact"/>
-              <w:jc w:val="left"/>
-            </w:pPr>
-            <w:r>
-              <w:t xml:space="preserve">50.0%</w:t>
+              <w:t xml:space="preserve">3,732</w:t>
+            </w:r>
+          </w:p>
+        </w:tc>
+        <w:tc>
+          <w:tcPr/>
+          <w:p>
+            <w:pPr>
+              <w:pStyle w:val="Compact"/>
+              <w:jc w:val="left"/>
+            </w:pPr>
+            <w:r>
+              <w:t xml:space="preserve">49.9%</w:t>
             </w:r>
           </w:p>
         </w:tc>
@@ -1090,7 +1090,7 @@
               <w:jc w:val="left"/>
             </w:pPr>
             <w:r>
-              <w:t xml:space="preserve">7,236</w:t>
+              <w:t xml:space="preserve">7,336</w:t>
             </w:r>
           </w:p>
         </w:tc>
@@ -1140,7 +1140,7 @@
               <w:jc w:val="left"/>
             </w:pPr>
             <w:r>
-              <w:t xml:space="preserve">20,809</w:t>
+              <w:t xml:space="preserve">20,762</w:t>
             </w:r>
           </w:p>
         </w:tc>
@@ -1190,7 +1190,7 @@
               <w:jc w:val="left"/>
             </w:pPr>
             <w:r>
-              <w:t xml:space="preserve">471</w:t>
+              <w:t xml:space="preserve">472</w:t>
             </w:r>
           </w:p>
         </w:tc>

--- a/TechnicalPaper/mtg-liquidity-signal_technical-report.docx
+++ b/TechnicalPaper/mtg-liquidity-signal_technical-report.docx
@@ -20,7 +20,7 @@
           <w:bCs/>
           <w:b/>
         </w:rPr>
-        <w:t xml:space="preserve">Snapshot 2026-10-17. By Cameraderie Cards. Informational only, not financial advice.</w:t>
+        <w:t xml:space="preserve">Snapshot 2026-10-18. By Cameraderie Cards. Informational only, not financial advice.</w:t>
       </w:r>
     </w:p>
     <w:p>
@@ -424,7 +424,7 @@
           <w:bCs/>
           <w:b/>
         </w:rPr>
-        <w:t xml:space="preserve">32,302 cards</w:t>
+        <w:t xml:space="preserve">32,301 cards</w:t>
       </w:r>
       <w:r>
         <w:t xml:space="preserve"> </w:t>
@@ -440,7 +440,7 @@
           <w:bCs/>
           <w:b/>
         </w:rPr>
-        <w:t xml:space="preserve">18,307</w:t>
+        <w:t xml:space="preserve">18,301</w:t>
       </w:r>
       <w:r>
         <w:t xml:space="preserve"> </w:t>
@@ -773,7 +773,7 @@
           <w:bCs/>
           <w:b/>
         </w:rPr>
-        <w:t xml:space="preserve">0.27</w:t>
+        <w:t xml:space="preserve">0.262</w:t>
       </w:r>
       <w:r>
         <w:t xml:space="preserve">). The</w:t>
@@ -1040,7 +1040,7 @@
               <w:jc w:val="left"/>
             </w:pPr>
             <w:r>
-              <w:t xml:space="preserve">3,732</w:t>
+              <w:t xml:space="preserve">3,721</w:t>
             </w:r>
           </w:p>
         </w:tc>
@@ -1090,7 +1090,7 @@
               <w:jc w:val="left"/>
             </w:pPr>
             <w:r>
-              <w:t xml:space="preserve">7,336</w:t>
+              <w:t xml:space="preserve">7,351</w:t>
             </w:r>
           </w:p>
         </w:tc>
@@ -1140,7 +1140,7 @@
               <w:jc w:val="left"/>
             </w:pPr>
             <w:r>
-              <w:t xml:space="preserve">20,762</w:t>
+              <w:t xml:space="preserve">20,759</w:t>
             </w:r>
           </w:p>
         </w:tc>
@@ -1190,7 +1190,7 @@
               <w:jc w:val="left"/>
             </w:pPr>
             <w:r>
-              <w:t xml:space="preserve">472</w:t>
+              <w:t xml:space="preserve">470</w:t>
             </w:r>
           </w:p>
         </w:tc>

--- a/TechnicalPaper/mtg-liquidity-signal_technical-report.docx
+++ b/TechnicalPaper/mtg-liquidity-signal_technical-report.docx
@@ -1040,7 +1040,7 @@
               <w:jc w:val="left"/>
             </w:pPr>
             <w:r>
-              <w:t xml:space="preserve">3,721</w:t>
+              <w:t xml:space="preserve">3,723</w:t>
             </w:r>
           </w:p>
         </w:tc>
@@ -1090,7 +1090,7 @@
               <w:jc w:val="left"/>
             </w:pPr>
             <w:r>
-              <w:t xml:space="preserve">7,351</w:t>
+              <w:t xml:space="preserve">7,349</w:t>
             </w:r>
           </w:p>
         </w:tc>

--- a/TechnicalPaper/mtg-liquidity-signal_technical-report.docx
+++ b/TechnicalPaper/mtg-liquidity-signal_technical-report.docx
@@ -20,7 +20,7 @@
           <w:bCs/>
           <w:b/>
         </w:rPr>
-        <w:t xml:space="preserve">Snapshot 2026-10-18. By Cameraderie Cards. Informational only, not financial advice.</w:t>
+        <w:t xml:space="preserve">Snapshot 2026-10-19. By Cameraderie Cards. Informational only, not financial advice.</w:t>
       </w:r>
     </w:p>
     <w:p>
@@ -440,7 +440,7 @@
           <w:bCs/>
           <w:b/>
         </w:rPr>
-        <w:t xml:space="preserve">18,301</w:t>
+        <w:t xml:space="preserve">18,358</w:t>
       </w:r>
       <w:r>
         <w:t xml:space="preserve"> </w:t>
@@ -773,7 +773,7 @@
           <w:bCs/>
           <w:b/>
         </w:rPr>
-        <w:t xml:space="preserve">0.262</w:t>
+        <w:t xml:space="preserve">0.26</w:t>
       </w:r>
       <w:r>
         <w:t xml:space="preserve">). The</w:t>
@@ -1040,19 +1040,19 @@
               <w:jc w:val="left"/>
             </w:pPr>
             <w:r>
-              <w:t xml:space="preserve">3,723</w:t>
-            </w:r>
-          </w:p>
-        </w:tc>
-        <w:tc>
-          <w:tcPr/>
-          <w:p>
-            <w:pPr>
-              <w:pStyle w:val="Compact"/>
-              <w:jc w:val="left"/>
-            </w:pPr>
-            <w:r>
-              <w:t xml:space="preserve">49.9%</w:t>
+              <w:t xml:space="preserve">3,744</w:t>
+            </w:r>
+          </w:p>
+        </w:tc>
+        <w:tc>
+          <w:tcPr/>
+          <w:p>
+            <w:pPr>
+              <w:pStyle w:val="Compact"/>
+              <w:jc w:val="left"/>
+            </w:pPr>
+            <w:r>
+              <w:t xml:space="preserve">50.0%</w:t>
             </w:r>
           </w:p>
         </w:tc>
@@ -1090,7 +1090,7 @@
               <w:jc w:val="left"/>
             </w:pPr>
             <w:r>
-              <w:t xml:space="preserve">7,349</w:t>
+              <w:t xml:space="preserve">7,357</w:t>
             </w:r>
           </w:p>
         </w:tc>
@@ -1140,7 +1140,7 @@
               <w:jc w:val="left"/>
             </w:pPr>
             <w:r>
-              <w:t xml:space="preserve">20,759</w:t>
+              <w:t xml:space="preserve">20,731</w:t>
             </w:r>
           </w:p>
         </w:tc>
@@ -1190,7 +1190,7 @@
               <w:jc w:val="left"/>
             </w:pPr>
             <w:r>
-              <w:t xml:space="preserve">470</w:t>
+              <w:t xml:space="preserve">469</w:t>
             </w:r>
           </w:p>
         </w:tc>

--- a/TechnicalPaper/mtg-liquidity-signal_technical-report.docx
+++ b/TechnicalPaper/mtg-liquidity-signal_technical-report.docx
@@ -1040,7 +1040,7 @@
               <w:jc w:val="left"/>
             </w:pPr>
             <w:r>
-              <w:t xml:space="preserve">3,744</w:t>
+              <w:t xml:space="preserve">3,745</w:t>
             </w:r>
           </w:p>
         </w:tc>
@@ -1090,7 +1090,7 @@
               <w:jc w:val="left"/>
             </w:pPr>
             <w:r>
-              <w:t xml:space="preserve">7,357</w:t>
+              <w:t xml:space="preserve">7,356</w:t>
             </w:r>
           </w:p>
         </w:tc>

--- a/TechnicalPaper/mtg-liquidity-signal_technical-report.docx
+++ b/TechnicalPaper/mtg-liquidity-signal_technical-report.docx
@@ -20,7 +20,7 @@
           <w:bCs/>
           <w:b/>
         </w:rPr>
-        <w:t xml:space="preserve">Snapshot 2026-10-19. By Cameraderie Cards. Informational only, not financial advice.</w:t>
+        <w:t xml:space="preserve">Snapshot 2026-10-20. By Cameraderie Cards. Informational only, not financial advice.</w:t>
       </w:r>
     </w:p>
     <w:p>
@@ -440,7 +440,7 @@
           <w:bCs/>
           <w:b/>
         </w:rPr>
-        <w:t xml:space="preserve">18,358</w:t>
+        <w:t xml:space="preserve">18,344</w:t>
       </w:r>
       <w:r>
         <w:t xml:space="preserve"> </w:t>
@@ -773,7 +773,7 @@
           <w:bCs/>
           <w:b/>
         </w:rPr>
-        <w:t xml:space="preserve">0.26</w:t>
+        <w:t xml:space="preserve">0.257</w:t>
       </w:r>
       <w:r>
         <w:t xml:space="preserve">). The</w:t>
@@ -1040,19 +1040,19 @@
               <w:jc w:val="left"/>
             </w:pPr>
             <w:r>
-              <w:t xml:space="preserve">3,745</w:t>
-            </w:r>
-          </w:p>
-        </w:tc>
-        <w:tc>
-          <w:tcPr/>
-          <w:p>
-            <w:pPr>
-              <w:pStyle w:val="Compact"/>
-              <w:jc w:val="left"/>
-            </w:pPr>
-            <w:r>
-              <w:t xml:space="preserve">50.0%</w:t>
+              <w:t xml:space="preserve">3,767</w:t>
+            </w:r>
+          </w:p>
+        </w:tc>
+        <w:tc>
+          <w:tcPr/>
+          <w:p>
+            <w:pPr>
+              <w:pStyle w:val="Compact"/>
+              <w:jc w:val="left"/>
+            </w:pPr>
+            <w:r>
+              <w:t xml:space="preserve">49.9%</w:t>
             </w:r>
           </w:p>
         </w:tc>
@@ -1090,7 +1090,7 @@
               <w:jc w:val="left"/>
             </w:pPr>
             <w:r>
-              <w:t xml:space="preserve">7,356</w:t>
+              <w:t xml:space="preserve">7,310</w:t>
             </w:r>
           </w:p>
         </w:tc>
@@ -1140,7 +1140,7 @@
               <w:jc w:val="left"/>
             </w:pPr>
             <w:r>
-              <w:t xml:space="preserve">20,731</w:t>
+              <w:t xml:space="preserve">20,753</w:t>
             </w:r>
           </w:p>
         </w:tc>
@@ -1190,19 +1190,19 @@
               <w:jc w:val="left"/>
             </w:pPr>
             <w:r>
-              <w:t xml:space="preserve">469</w:t>
-            </w:r>
-          </w:p>
-        </w:tc>
-        <w:tc>
-          <w:tcPr/>
-          <w:p>
-            <w:pPr>
-              <w:pStyle w:val="Compact"/>
-              <w:jc w:val="left"/>
-            </w:pPr>
-            <w:r>
-              <w:t xml:space="preserve">97.1%</w:t>
+              <w:t xml:space="preserve">471</w:t>
+            </w:r>
+          </w:p>
+        </w:tc>
+        <w:tc>
+          <w:tcPr/>
+          <w:p>
+            <w:pPr>
+              <w:pStyle w:val="Compact"/>
+              <w:jc w:val="left"/>
+            </w:pPr>
+            <w:r>
+              <w:t xml:space="preserve">98.3%</w:t>
             </w:r>
           </w:p>
         </w:tc>

--- a/TechnicalPaper/mtg-liquidity-signal_technical-report.docx
+++ b/TechnicalPaper/mtg-liquidity-signal_technical-report.docx
@@ -1040,7 +1040,7 @@
               <w:jc w:val="left"/>
             </w:pPr>
             <w:r>
-              <w:t xml:space="preserve">3,767</w:t>
+              <w:t xml:space="preserve">3,770</w:t>
             </w:r>
           </w:p>
         </w:tc>
@@ -1090,7 +1090,7 @@
               <w:jc w:val="left"/>
             </w:pPr>
             <w:r>
-              <w:t xml:space="preserve">7,310</w:t>
+              <w:t xml:space="preserve">7,305</w:t>
             </w:r>
           </w:p>
         </w:tc>
@@ -1140,7 +1140,7 @@
               <w:jc w:val="left"/>
             </w:pPr>
             <w:r>
-              <w:t xml:space="preserve">20,753</w:t>
+              <w:t xml:space="preserve">20,755</w:t>
             </w:r>
           </w:p>
         </w:tc>

--- a/TechnicalPaper/mtg-liquidity-signal_technical-report.docx
+++ b/TechnicalPaper/mtg-liquidity-signal_technical-report.docx
@@ -20,7 +20,7 @@
           <w:bCs/>
           <w:b/>
         </w:rPr>
-        <w:t xml:space="preserve">Snapshot 2026-10-20. By Cameraderie Cards. Informational only, not financial advice.</w:t>
+        <w:t xml:space="preserve">Snapshot 2026-10-22. By Cameraderie Cards. Informational only, not financial advice.</w:t>
       </w:r>
     </w:p>
     <w:p>
@@ -424,7 +424,7 @@
           <w:bCs/>
           <w:b/>
         </w:rPr>
-        <w:t xml:space="preserve">32,301 cards</w:t>
+        <w:t xml:space="preserve">32,303 cards</w:t>
       </w:r>
       <w:r>
         <w:t xml:space="preserve"> </w:t>
@@ -440,7 +440,7 @@
           <w:bCs/>
           <w:b/>
         </w:rPr>
-        <w:t xml:space="preserve">18,344</w:t>
+        <w:t xml:space="preserve">18,317</w:t>
       </w:r>
       <w:r>
         <w:t xml:space="preserve"> </w:t>
@@ -481,7 +481,7 @@
           <w:bCs/>
           <w:b/>
         </w:rPr>
-        <w:t xml:space="preserve">87.2%</w:t>
+        <w:t xml:space="preserve">87.0%</w:t>
       </w:r>
       <w:r>
         <w:t xml:space="preserve">. Cards without a dealer bid are flagged</w:t>
@@ -773,7 +773,7 @@
           <w:bCs/>
           <w:b/>
         </w:rPr>
-        <w:t xml:space="preserve">0.257</w:t>
+        <w:t xml:space="preserve">0.265</w:t>
       </w:r>
       <w:r>
         <w:t xml:space="preserve">). The</w:t>
@@ -1040,7 +1040,7 @@
               <w:jc w:val="left"/>
             </w:pPr>
             <w:r>
-              <w:t xml:space="preserve">3,770</w:t>
+              <w:t xml:space="preserve">3,772</w:t>
             </w:r>
           </w:p>
         </w:tc>
@@ -1090,19 +1090,19 @@
               <w:jc w:val="left"/>
             </w:pPr>
             <w:r>
-              <w:t xml:space="preserve">7,305</w:t>
-            </w:r>
-          </w:p>
-        </w:tc>
-        <w:tc>
-          <w:tcPr/>
-          <w:p>
-            <w:pPr>
-              <w:pStyle w:val="Compact"/>
-              <w:jc w:val="left"/>
-            </w:pPr>
-            <w:r>
-              <w:t xml:space="preserve">80.0%</w:t>
+              <w:t xml:space="preserve">7,298</w:t>
+            </w:r>
+          </w:p>
+        </w:tc>
+        <w:tc>
+          <w:tcPr/>
+          <w:p>
+            <w:pPr>
+              <w:pStyle w:val="Compact"/>
+              <w:jc w:val="left"/>
+            </w:pPr>
+            <w:r>
+              <w:t xml:space="preserve">79.9%</w:t>
             </w:r>
           </w:p>
         </w:tc>
@@ -1190,19 +1190,19 @@
               <w:jc w:val="left"/>
             </w:pPr>
             <w:r>
-              <w:t xml:space="preserve">471</w:t>
-            </w:r>
-          </w:p>
-        </w:tc>
-        <w:tc>
-          <w:tcPr/>
-          <w:p>
-            <w:pPr>
-              <w:pStyle w:val="Compact"/>
-              <w:jc w:val="left"/>
-            </w:pPr>
-            <w:r>
-              <w:t xml:space="preserve">98.3%</w:t>
+              <w:t xml:space="preserve">478</w:t>
+            </w:r>
+          </w:p>
+        </w:tc>
+        <w:tc>
+          <w:tcPr/>
+          <w:p>
+            <w:pPr>
+              <w:pStyle w:val="Compact"/>
+              <w:jc w:val="left"/>
+            </w:pPr>
+            <w:r>
+              <w:t xml:space="preserve">97.1%</w:t>
             </w:r>
           </w:p>
         </w:tc>

--- a/TechnicalPaper/mtg-liquidity-signal_technical-report.docx
+++ b/TechnicalPaper/mtg-liquidity-signal_technical-report.docx
@@ -773,7 +773,7 @@
           <w:bCs/>
           <w:b/>
         </w:rPr>
-        <w:t xml:space="preserve">0.265</w:t>
+        <w:t xml:space="preserve">0.266</w:t>
       </w:r>
       <w:r>
         <w:t xml:space="preserve">). The</w:t>
@@ -1090,7 +1090,7 @@
               <w:jc w:val="left"/>
             </w:pPr>
             <w:r>
-              <w:t xml:space="preserve">7,298</w:t>
+              <w:t xml:space="preserve">7,297</w:t>
             </w:r>
           </w:p>
         </w:tc>
@@ -1140,7 +1140,7 @@
               <w:jc w:val="left"/>
             </w:pPr>
             <w:r>
-              <w:t xml:space="preserve">20,755</w:t>
+              <w:t xml:space="preserve">20,756</w:t>
             </w:r>
           </w:p>
         </w:tc>

--- a/TechnicalPaper/mtg-liquidity-signal_technical-report.docx
+++ b/TechnicalPaper/mtg-liquidity-signal_technical-report.docx
@@ -1040,7 +1040,7 @@
               <w:jc w:val="left"/>
             </w:pPr>
             <w:r>
-              <w:t xml:space="preserve">3,772</w:t>
+              <w:t xml:space="preserve">3,773</w:t>
             </w:r>
           </w:p>
         </w:tc>
@@ -1090,7 +1090,7 @@
               <w:jc w:val="left"/>
             </w:pPr>
             <w:r>
-              <w:t xml:space="preserve">7,297</w:t>
+              <w:t xml:space="preserve">7,294</w:t>
             </w:r>
           </w:p>
         </w:tc>
@@ -1140,7 +1140,7 @@
               <w:jc w:val="left"/>
             </w:pPr>
             <w:r>
-              <w:t xml:space="preserve">20,756</w:t>
+              <w:t xml:space="preserve">20,758</w:t>
             </w:r>
           </w:p>
         </w:tc>

--- a/TechnicalPaper/mtg-liquidity-signal_technical-report.docx
+++ b/TechnicalPaper/mtg-liquidity-signal_technical-report.docx
@@ -20,7 +20,7 @@
           <w:bCs/>
           <w:b/>
         </w:rPr>
-        <w:t xml:space="preserve">Snapshot 2026-10-22. By Cameraderie Cards. Informational only, not financial advice.</w:t>
+        <w:t xml:space="preserve">Snapshot 2026-10-25. By Cameraderie Cards. Informational only, not financial advice.</w:t>
       </w:r>
     </w:p>
     <w:p>
@@ -424,7 +424,7 @@
           <w:bCs/>
           <w:b/>
         </w:rPr>
-        <w:t xml:space="preserve">32,303 cards</w:t>
+        <w:t xml:space="preserve">32,302 cards</w:t>
       </w:r>
       <w:r>
         <w:t xml:space="preserve"> </w:t>
@@ -440,7 +440,7 @@
           <w:bCs/>
           <w:b/>
         </w:rPr>
-        <w:t xml:space="preserve">18,317</w:t>
+        <w:t xml:space="preserve">18,259</w:t>
       </w:r>
       <w:r>
         <w:t xml:space="preserve"> </w:t>
@@ -773,7 +773,7 @@
           <w:bCs/>
           <w:b/>
         </w:rPr>
-        <w:t xml:space="preserve">0.266</w:t>
+        <w:t xml:space="preserve">0.261</w:t>
       </w:r>
       <w:r>
         <w:t xml:space="preserve">). The</w:t>
@@ -1040,7 +1040,7 @@
               <w:jc w:val="left"/>
             </w:pPr>
             <w:r>
-              <w:t xml:space="preserve">3,773</w:t>
+              <w:t xml:space="preserve">3,720</w:t>
             </w:r>
           </w:p>
         </w:tc>
@@ -1090,7 +1090,7 @@
               <w:jc w:val="left"/>
             </w:pPr>
             <w:r>
-              <w:t xml:space="preserve">7,294</w:t>
+              <w:t xml:space="preserve">7,315</w:t>
             </w:r>
           </w:p>
         </w:tc>
@@ -1140,7 +1140,7 @@
               <w:jc w:val="left"/>
             </w:pPr>
             <w:r>
-              <w:t xml:space="preserve">20,758</w:t>
+              <w:t xml:space="preserve">20,792</w:t>
             </w:r>
           </w:p>
         </w:tc>
@@ -1190,7 +1190,7 @@
               <w:jc w:val="left"/>
             </w:pPr>
             <w:r>
-              <w:t xml:space="preserve">478</w:t>
+              <w:t xml:space="preserve">475</w:t>
             </w:r>
           </w:p>
         </w:tc>

--- a/TechnicalPaper/mtg-liquidity-signal_technical-report.docx
+++ b/TechnicalPaper/mtg-liquidity-signal_technical-report.docx
@@ -1040,7 +1040,7 @@
               <w:jc w:val="left"/>
             </w:pPr>
             <w:r>
-              <w:t xml:space="preserve">3,720</w:t>
+              <w:t xml:space="preserve">3,721</w:t>
             </w:r>
           </w:p>
         </w:tc>
@@ -1090,7 +1090,7 @@
               <w:jc w:val="left"/>
             </w:pPr>
             <w:r>
-              <w:t xml:space="preserve">7,315</w:t>
+              <w:t xml:space="preserve">7,314</w:t>
             </w:r>
           </w:p>
         </w:tc>

--- a/TechnicalPaper/mtg-liquidity-signal_technical-report.docx
+++ b/TechnicalPaper/mtg-liquidity-signal_technical-report.docx
@@ -20,7 +20,7 @@
           <w:bCs/>
           <w:b/>
         </w:rPr>
-        <w:t xml:space="preserve">Snapshot 2026-10-25. By Cameraderie Cards. Informational only, not financial advice.</w:t>
+        <w:t xml:space="preserve">Snapshot 2026-10-26. By Cameraderie Cards. Informational only, not financial advice.</w:t>
       </w:r>
     </w:p>
     <w:p>
@@ -424,7 +424,7 @@
           <w:bCs/>
           <w:b/>
         </w:rPr>
-        <w:t xml:space="preserve">32,302 cards</w:t>
+        <w:t xml:space="preserve">32,307 cards</w:t>
       </w:r>
       <w:r>
         <w:t xml:space="preserve"> </w:t>
@@ -440,7 +440,7 @@
           <w:bCs/>
           <w:b/>
         </w:rPr>
-        <w:t xml:space="preserve">18,259</w:t>
+        <w:t xml:space="preserve">18,356</w:t>
       </w:r>
       <w:r>
         <w:t xml:space="preserve"> </w:t>
@@ -773,7 +773,7 @@
           <w:bCs/>
           <w:b/>
         </w:rPr>
-        <w:t xml:space="preserve">0.261</w:t>
+        <w:t xml:space="preserve">0.255</w:t>
       </w:r>
       <w:r>
         <w:t xml:space="preserve">). The</w:t>
@@ -1040,7 +1040,7 @@
               <w:jc w:val="left"/>
             </w:pPr>
             <w:r>
-              <w:t xml:space="preserve">3,721</w:t>
+              <w:t xml:space="preserve">3,761</w:t>
             </w:r>
           </w:p>
         </w:tc>
@@ -1090,7 +1090,7 @@
               <w:jc w:val="left"/>
             </w:pPr>
             <w:r>
-              <w:t xml:space="preserve">7,314</w:t>
+              <w:t xml:space="preserve">7,332</w:t>
             </w:r>
           </w:p>
         </w:tc>
@@ -1140,7 +1140,7 @@
               <w:jc w:val="left"/>
             </w:pPr>
             <w:r>
-              <w:t xml:space="preserve">20,792</w:t>
+              <w:t xml:space="preserve">20,732</w:t>
             </w:r>
           </w:p>
         </w:tc>
@@ -1190,7 +1190,7 @@
               <w:jc w:val="left"/>
             </w:pPr>
             <w:r>
-              <w:t xml:space="preserve">475</w:t>
+              <w:t xml:space="preserve">482</w:t>
             </w:r>
           </w:p>
         </w:tc>

--- a/TechnicalPaper/mtg-liquidity-signal_technical-report.docx
+++ b/TechnicalPaper/mtg-liquidity-signal_technical-report.docx
@@ -20,7 +20,7 @@
           <w:bCs/>
           <w:b/>
         </w:rPr>
-        <w:t xml:space="preserve">Snapshot 2026-10-26. By Cameraderie Cards. Informational only, not financial advice.</w:t>
+        <w:t xml:space="preserve">Snapshot 2026-10-27. By Cameraderie Cards. Informational only, not financial advice.</w:t>
       </w:r>
     </w:p>
     <w:p>
@@ -424,7 +424,7 @@
           <w:bCs/>
           <w:b/>
         </w:rPr>
-        <w:t xml:space="preserve">32,307 cards</w:t>
+        <w:t xml:space="preserve">32,308 cards</w:t>
       </w:r>
       <w:r>
         <w:t xml:space="preserve"> </w:t>
@@ -440,7 +440,7 @@
           <w:bCs/>
           <w:b/>
         </w:rPr>
-        <w:t xml:space="preserve">18,356</w:t>
+        <w:t xml:space="preserve">18,210</w:t>
       </w:r>
       <w:r>
         <w:t xml:space="preserve"> </w:t>
@@ -773,7 +773,7 @@
           <w:bCs/>
           <w:b/>
         </w:rPr>
-        <w:t xml:space="preserve">0.255</w:t>
+        <w:t xml:space="preserve">0.264</w:t>
       </w:r>
       <w:r>
         <w:t xml:space="preserve">). The</w:t>
@@ -1040,7 +1040,7 @@
               <w:jc w:val="left"/>
             </w:pPr>
             <w:r>
-              <w:t xml:space="preserve">3,761</w:t>
+              <w:t xml:space="preserve">3,720</w:t>
             </w:r>
           </w:p>
         </w:tc>
@@ -1090,19 +1090,19 @@
               <w:jc w:val="left"/>
             </w:pPr>
             <w:r>
-              <w:t xml:space="preserve">7,332</w:t>
-            </w:r>
-          </w:p>
-        </w:tc>
-        <w:tc>
-          <w:tcPr/>
-          <w:p>
-            <w:pPr>
-              <w:pStyle w:val="Compact"/>
-              <w:jc w:val="left"/>
-            </w:pPr>
-            <w:r>
-              <w:t xml:space="preserve">79.9%</w:t>
+              <w:t xml:space="preserve">7,282</w:t>
+            </w:r>
+          </w:p>
+        </w:tc>
+        <w:tc>
+          <w:tcPr/>
+          <w:p>
+            <w:pPr>
+              <w:pStyle w:val="Compact"/>
+              <w:jc w:val="left"/>
+            </w:pPr>
+            <w:r>
+              <w:t xml:space="preserve">80.0%</w:t>
             </w:r>
           </w:p>
         </w:tc>
@@ -1140,7 +1140,7 @@
               <w:jc w:val="left"/>
             </w:pPr>
             <w:r>
-              <w:t xml:space="preserve">20,732</w:t>
+              <w:t xml:space="preserve">20,822</w:t>
             </w:r>
           </w:p>
         </w:tc>
@@ -1190,7 +1190,7 @@
               <w:jc w:val="left"/>
             </w:pPr>
             <w:r>
-              <w:t xml:space="preserve">482</w:t>
+              <w:t xml:space="preserve">484</w:t>
             </w:r>
           </w:p>
         </w:tc>

--- a/TechnicalPaper/mtg-liquidity-signal_technical-report.docx
+++ b/TechnicalPaper/mtg-liquidity-signal_technical-report.docx
@@ -20,7 +20,7 @@
           <w:bCs/>
           <w:b/>
         </w:rPr>
-        <w:t xml:space="preserve">Snapshot 2026-10-27. By Cameraderie Cards. Informational only, not financial advice.</w:t>
+        <w:t xml:space="preserve">Snapshot 2026-10-28. By Cameraderie Cards. Informational only, not financial advice.</w:t>
       </w:r>
     </w:p>
     <w:p>
@@ -440,7 +440,7 @@
           <w:bCs/>
           <w:b/>
         </w:rPr>
-        <w:t xml:space="preserve">18,210</w:t>
+        <w:t xml:space="preserve">18,311</w:t>
       </w:r>
       <w:r>
         <w:t xml:space="preserve"> </w:t>
@@ -773,7 +773,7 @@
           <w:bCs/>
           <w:b/>
         </w:rPr>
-        <w:t xml:space="preserve">0.264</w:t>
+        <w:t xml:space="preserve">0.267</w:t>
       </w:r>
       <w:r>
         <w:t xml:space="preserve">). The</w:t>
@@ -1040,7 +1040,7 @@
               <w:jc w:val="left"/>
             </w:pPr>
             <w:r>
-              <w:t xml:space="preserve">3,720</w:t>
+              <w:t xml:space="preserve">3,753</w:t>
             </w:r>
           </w:p>
         </w:tc>
@@ -1090,7 +1090,7 @@
               <w:jc w:val="left"/>
             </w:pPr>
             <w:r>
-              <w:t xml:space="preserve">7,282</w:t>
+              <w:t xml:space="preserve">7,339</w:t>
             </w:r>
           </w:p>
         </w:tc>
@@ -1140,7 +1140,7 @@
               <w:jc w:val="left"/>
             </w:pPr>
             <w:r>
-              <w:t xml:space="preserve">20,822</w:t>
+              <w:t xml:space="preserve">20,732</w:t>
             </w:r>
           </w:p>
         </w:tc>

--- a/TechnicalPaper/mtg-liquidity-signal_technical-report.docx
+++ b/TechnicalPaper/mtg-liquidity-signal_technical-report.docx
@@ -20,7 +20,7 @@
           <w:bCs/>
           <w:b/>
         </w:rPr>
-        <w:t xml:space="preserve">Snapshot 2026-10-28. By Cameraderie Cards. Informational only, not financial advice.</w:t>
+        <w:t xml:space="preserve">Snapshot 2026-10-29. By Cameraderie Cards. Informational only, not financial advice.</w:t>
       </w:r>
     </w:p>
     <w:p>
@@ -440,7 +440,7 @@
           <w:bCs/>
           <w:b/>
         </w:rPr>
-        <w:t xml:space="preserve">18,311</w:t>
+        <w:t xml:space="preserve">18,350</w:t>
       </w:r>
       <w:r>
         <w:t xml:space="preserve"> </w:t>
@@ -481,7 +481,7 @@
           <w:bCs/>
           <w:b/>
         </w:rPr>
-        <w:t xml:space="preserve">87.0%</w:t>
+        <w:t xml:space="preserve">87.2%</w:t>
       </w:r>
       <w:r>
         <w:t xml:space="preserve">. Cards without a dealer bid are flagged</w:t>
@@ -773,7 +773,7 @@
           <w:bCs/>
           <w:b/>
         </w:rPr>
-        <w:t xml:space="preserve">0.267</w:t>
+        <w:t xml:space="preserve">0.262</w:t>
       </w:r>
       <w:r>
         <w:t xml:space="preserve">). The</w:t>
@@ -1040,7 +1040,7 @@
               <w:jc w:val="left"/>
             </w:pPr>
             <w:r>
-              <w:t xml:space="preserve">3,753</w:t>
+              <w:t xml:space="preserve">3,736</w:t>
             </w:r>
           </w:p>
         </w:tc>
@@ -1090,7 +1090,7 @@
               <w:jc w:val="left"/>
             </w:pPr>
             <w:r>
-              <w:t xml:space="preserve">7,339</w:t>
+              <w:t xml:space="preserve">7,332</w:t>
             </w:r>
           </w:p>
         </w:tc>
@@ -1140,7 +1140,7 @@
               <w:jc w:val="left"/>
             </w:pPr>
             <w:r>
-              <w:t xml:space="preserve">20,732</w:t>
+              <w:t xml:space="preserve">20,755</w:t>
             </w:r>
           </w:p>
         </w:tc>
@@ -1190,7 +1190,7 @@
               <w:jc w:val="left"/>
             </w:pPr>
             <w:r>
-              <w:t xml:space="preserve">484</w:t>
+              <w:t xml:space="preserve">485</w:t>
             </w:r>
           </w:p>
         </w:tc>

--- a/TechnicalPaper/mtg-liquidity-signal_technical-report.docx
+++ b/TechnicalPaper/mtg-liquidity-signal_technical-report.docx
@@ -20,7 +20,7 @@
           <w:bCs/>
           <w:b/>
         </w:rPr>
-        <w:t xml:space="preserve">Snapshot 2026-10-29. By Cameraderie Cards. Informational only, not financial advice.</w:t>
+        <w:t xml:space="preserve">Snapshot 2026-10-30. By Cameraderie Cards. Informational only, not financial advice.</w:t>
       </w:r>
     </w:p>
     <w:p>
@@ -424,7 +424,7 @@
           <w:bCs/>
           <w:b/>
         </w:rPr>
-        <w:t xml:space="preserve">32,308 cards</w:t>
+        <w:t xml:space="preserve">32,309 cards</w:t>
       </w:r>
       <w:r>
         <w:t xml:space="preserve"> </w:t>
@@ -440,7 +440,7 @@
           <w:bCs/>
           <w:b/>
         </w:rPr>
-        <w:t xml:space="preserve">18,350</w:t>
+        <w:t xml:space="preserve">18,322</w:t>
       </w:r>
       <w:r>
         <w:t xml:space="preserve"> </w:t>
@@ -773,7 +773,7 @@
           <w:bCs/>
           <w:b/>
         </w:rPr>
-        <w:t xml:space="preserve">0.262</w:t>
+        <w:t xml:space="preserve">0.271</w:t>
       </w:r>
       <w:r>
         <w:t xml:space="preserve">). The</w:t>
@@ -1040,19 +1040,19 @@
               <w:jc w:val="left"/>
             </w:pPr>
             <w:r>
-              <w:t xml:space="preserve">3,736</w:t>
-            </w:r>
-          </w:p>
-        </w:tc>
-        <w:tc>
-          <w:tcPr/>
-          <w:p>
-            <w:pPr>
-              <w:pStyle w:val="Compact"/>
-              <w:jc w:val="left"/>
-            </w:pPr>
-            <w:r>
-              <w:t xml:space="preserve">49.9%</w:t>
+              <w:t xml:space="preserve">3,739</w:t>
+            </w:r>
+          </w:p>
+        </w:tc>
+        <w:tc>
+          <w:tcPr/>
+          <w:p>
+            <w:pPr>
+              <w:pStyle w:val="Compact"/>
+              <w:jc w:val="left"/>
+            </w:pPr>
+            <w:r>
+              <w:t xml:space="preserve">50.0%</w:t>
             </w:r>
           </w:p>
         </w:tc>
@@ -1090,19 +1090,19 @@
               <w:jc w:val="left"/>
             </w:pPr>
             <w:r>
-              <w:t xml:space="preserve">7,332</w:t>
-            </w:r>
-          </w:p>
-        </w:tc>
-        <w:tc>
-          <w:tcPr/>
-          <w:p>
-            <w:pPr>
-              <w:pStyle w:val="Compact"/>
-              <w:jc w:val="left"/>
-            </w:pPr>
-            <w:r>
-              <w:t xml:space="preserve">80.0%</w:t>
+              <w:t xml:space="preserve">7,333</w:t>
+            </w:r>
+          </w:p>
+        </w:tc>
+        <w:tc>
+          <w:tcPr/>
+          <w:p>
+            <w:pPr>
+              <w:pStyle w:val="Compact"/>
+              <w:jc w:val="left"/>
+            </w:pPr>
+            <w:r>
+              <w:t xml:space="preserve">81.2%</w:t>
             </w:r>
           </w:p>
         </w:tc>
@@ -1140,7 +1140,7 @@
               <w:jc w:val="left"/>
             </w:pPr>
             <w:r>
-              <w:t xml:space="preserve">20,755</w:t>
+              <w:t xml:space="preserve">20,753</w:t>
             </w:r>
           </w:p>
         </w:tc>
@@ -1190,7 +1190,7 @@
               <w:jc w:val="left"/>
             </w:pPr>
             <w:r>
-              <w:t xml:space="preserve">485</w:t>
+              <w:t xml:space="preserve">484</w:t>
             </w:r>
           </w:p>
         </w:tc>
